--- a/products-storage/01-zakrytie-rabot/03-akt-vypolnennyh-rabot.docx
+++ b/products-storage/01-zakrytie-rabot/03-akt-vypolnennyh-rabot.docx
@@ -17,7 +17,7 @@
       <w:r>
         <w:rPr>
           <w:i/>
-          <w:color w:val="E85D22"/>
+          <w:color w:val="B49A65"/>
         </w:rPr>
         <w:t>Заполните поля в квадратных скобках и удалите подсказки перед отправкой.</w:t>
       </w:r>
@@ -737,7 +737,7 @@
       <w:rFonts w:asciiTheme="majorHAnsi" w:eastAsiaTheme="majorEastAsia" w:hAnsiTheme="majorHAnsi" w:cstheme="majorBidi" w:ascii="Arial" w:hAnsi="Arial"/>
       <w:b/>
       <w:bCs/>
-      <w:color w:val="2E74B5"/>
+      <w:color w:val="34383B"/>
       <w:sz w:val="32"/>
       <w:szCs w:val="28"/>
     </w:rPr>
@@ -761,7 +761,7 @@
       <w:rFonts w:asciiTheme="majorHAnsi" w:eastAsiaTheme="majorEastAsia" w:hAnsiTheme="majorHAnsi" w:cstheme="majorBidi" w:ascii="Arial" w:hAnsi="Arial"/>
       <w:b/>
       <w:bCs/>
-      <w:color w:val="2E74B5"/>
+      <w:color w:val="34383B"/>
       <w:sz w:val="26"/>
       <w:szCs w:val="26"/>
     </w:rPr>
@@ -1017,7 +1017,7 @@
     <w:rsid w:val="00FC693F"/>
     <w:pPr>
       <w:pBdr>
-        <w:bottom w:val="single" w:sz="8" w:space="4" w:color="4F81BD" w:themeColor="accent1"/>
+        <w:bottom w:val="single" w:sz="8" w:space="4" w:color="B49A65"/>
       </w:pBdr>
       <w:spacing w:after="240" w:line="240" w:lineRule="auto" w:before="0"/>
       <w:contextualSpacing/>

--- a/products-storage/01-zakrytie-rabot/03-akt-vypolnennyh-rabot.docx
+++ b/products-storage/01-zakrytie-rabot/03-akt-vypolnennyh-rabot.docx
@@ -291,7 +291,7 @@
           <w:sz w:val="19"/>
           <w:szCs w:val="19"/>
         </w:rPr>
-        <w:t xml:space="preserve">Договорный шаблон. Если договор устанавливает иной акт, используйте согласованную форму.</w:t>
+        <w:t xml:space="preserve">Форма акта для фиксации выполненного объёма. Если договор устанавливает иной акт, используйте согласованную форму.</w:t>
       </w:r>
     </w:p>
     <w:p>
@@ -559,7 +559,7 @@
       <w:tr>
         <w:trPr>
           <w:cantSplit/>
-          <w:tblHeader w:val="off"/>
+          <w:tblHeader w:val="false"/>
         </w:trPr>
         <w:tc>
           <w:tcPr>
@@ -683,7 +683,7 @@
       <w:tr>
         <w:trPr>
           <w:cantSplit/>
-          <w:tblHeader w:val="off"/>
+          <w:tblHeader w:val="false"/>
         </w:trPr>
         <w:tc>
           <w:tcPr>
@@ -807,7 +807,7 @@
       <w:tr>
         <w:trPr>
           <w:cantSplit/>
-          <w:tblHeader w:val="off"/>
+          <w:tblHeader w:val="false"/>
         </w:trPr>
         <w:tc>
           <w:tcPr>
@@ -931,7 +931,7 @@
       <w:tr>
         <w:trPr>
           <w:cantSplit/>
-          <w:tblHeader w:val="off"/>
+          <w:tblHeader w:val="false"/>
         </w:trPr>
         <w:tc>
           <w:tcPr>
@@ -1055,7 +1055,7 @@
       <w:tr>
         <w:trPr>
           <w:cantSplit/>
-          <w:tblHeader w:val="off"/>
+          <w:tblHeader w:val="false"/>
         </w:trPr>
         <w:tc>
           <w:tcPr>
@@ -1570,7 +1570,7 @@
       <w:tr>
         <w:trPr>
           <w:cantSplit/>
-          <w:tblHeader w:val="off"/>
+          <w:tblHeader w:val="false"/>
         </w:trPr>
         <w:tc>
           <w:tcPr>
@@ -1658,7 +1658,7 @@
       <w:tr>
         <w:trPr>
           <w:cantSplit/>
-          <w:tblHeader w:val="off"/>
+          <w:tblHeader w:val="false"/>
         </w:trPr>
         <w:tc>
           <w:tcPr>
@@ -1746,7 +1746,7 @@
       <w:tr>
         <w:trPr>
           <w:cantSplit/>
-          <w:tblHeader w:val="off"/>
+          <w:tblHeader w:val="false"/>
         </w:trPr>
         <w:tc>
           <w:tcPr>
@@ -1808,7 +1808,7 @@
       <w:tr>
         <w:trPr>
           <w:cantSplit/>
-          <w:tblHeader w:val="off"/>
+          <w:tblHeader w:val="false"/>
         </w:trPr>
         <w:tc>
           <w:tcPr>
@@ -1896,7 +1896,7 @@
       <w:tr>
         <w:trPr>
           <w:cantSplit/>
-          <w:tblHeader w:val="off"/>
+          <w:tblHeader w:val="false"/>
         </w:trPr>
         <w:tc>
           <w:tcPr>
@@ -1992,6 +1992,10 @@
 </w:document>
 </file>
 
+<file path=word/comments.xml><?xml version="1.0" encoding="utf-8"?>
+<w:comments xmlns:cx="http://schemas.microsoft.com/office/drawing/2014/chartex" xmlns:cx1="http://schemas.microsoft.com/office/drawing/2015/9/8/chartex" xmlns:cx2="http://schemas.microsoft.com/office/drawing/2015/10/21/chartex" xmlns:cx3="http://schemas.microsoft.com/office/drawing/2016/5/9/chartex" xmlns:cx4="http://schemas.microsoft.com/office/drawing/2016/5/10/chartex" xmlns:cx5="http://schemas.microsoft.com/office/drawing/2016/5/11/chartex" xmlns:cx6="http://schemas.microsoft.com/office/drawing/2016/5/12/chartex" xmlns:cx7="http://schemas.microsoft.com/office/drawing/2016/5/13/chartex" xmlns:cx8="http://schemas.microsoft.com/office/drawing/2016/5/14/chartex" xmlns:mc="http://schemas.openxmlformats.org/markup-compatibility/2006" xmlns:aink="http://schemas.microsoft.com/office/drawing/2016/ink" xmlns:am3d="http://schemas.microsoft.com/office/drawing/2017/model3d" xmlns:o="urn:schemas-microsoft-com:office:office" xmlns:r="http://schemas.openxmlformats.org/officeDocument/2006/relationships" xmlns:m="http://schemas.openxmlformats.org/officeDocument/2006/math" xmlns:v="urn:schemas-microsoft-com:vml" xmlns:wp14="http://schemas.microsoft.com/office/word/2010/wordprocessingDrawing" xmlns:wp="http://schemas.openxmlformats.org/drawingml/2006/wordprocessingDrawing" xmlns:w10="urn:schemas-microsoft-com:office:word" xmlns:w="http://schemas.openxmlformats.org/wordprocessingml/2006/main" xmlns:w14="http://schemas.microsoft.com/office/word/2010/wordml" xmlns:w15="http://schemas.microsoft.com/office/word/2012/wordml" xmlns:w16cex="http://schemas.microsoft.com/office/word/2018/wordml/cex" xmlns:w16cid="http://schemas.microsoft.com/office/word/2016/wordml/cid" xmlns:w16="http://schemas.microsoft.com/office/word/2018/wordml" xmlns:w16sdtdh="http://schemas.microsoft.com/office/word/2020/wordml/sdtdatahash" xmlns:w16se="http://schemas.microsoft.com/office/word/2015/wordml/symex" xmlns:wpg="http://schemas.microsoft.com/office/word/2010/wordprocessingGroup" xmlns:wpi="http://schemas.microsoft.com/office/word/2010/wordprocessingInk" xmlns:wne="http://schemas.microsoft.com/office/word/2006/wordml" xmlns:wps="http://schemas.microsoft.com/office/word/2010/wordprocessingShape"/>
+</file>
+
 <file path=word/endnotes.xml><?xml version="1.0" encoding="utf-8"?>
 <w:endnotes xmlns:wpc="http://schemas.microsoft.com/office/word/2010/wordprocessingCanvas" xmlns:mc="http://schemas.openxmlformats.org/markup-compatibility/2006" xmlns:o="urn:schemas-microsoft-com:office:office" xmlns:r="http://schemas.openxmlformats.org/officeDocument/2006/relationships" xmlns:m="http://schemas.openxmlformats.org/officeDocument/2006/math" xmlns:v="urn:schemas-microsoft-com:vml" xmlns:wp14="http://schemas.microsoft.com/office/word/2010/wordprocessingDrawing" xmlns:wp="http://schemas.openxmlformats.org/drawingml/2006/wordprocessingDrawing" xmlns:w10="urn:schemas-microsoft-com:office:word" xmlns:w="http://schemas.openxmlformats.org/wordprocessingml/2006/main" xmlns:w14="http://schemas.microsoft.com/office/word/2010/wordml" xmlns:w15="http://schemas.microsoft.com/office/word/2012/wordml" xmlns:wpg="http://schemas.microsoft.com/office/word/2010/wordprocessingGroup" xmlns:wpi="http://schemas.microsoft.com/office/word/2010/wordprocessingInk" xmlns:wne="http://schemas.microsoft.com/office/word/2006/wordml" xmlns:wps="http://schemas.microsoft.com/office/word/2010/wordprocessingShape" mc:Ignorable="w14 w15 wp14">
   <w:endnote w:type="separator" w:id="-1">
@@ -2070,7 +2074,7 @@
 <w:numbering xmlns:wpc="http://schemas.microsoft.com/office/word/2010/wordprocessingCanvas" xmlns:mc="http://schemas.openxmlformats.org/markup-compatibility/2006" xmlns:o="urn:schemas-microsoft-com:office:office" xmlns:r="http://schemas.openxmlformats.org/officeDocument/2006/relationships" xmlns:m="http://schemas.openxmlformats.org/officeDocument/2006/math" xmlns:v="urn:schemas-microsoft-com:vml" xmlns:wp14="http://schemas.microsoft.com/office/word/2010/wordprocessingDrawing" xmlns:wp="http://schemas.openxmlformats.org/drawingml/2006/wordprocessingDrawing" xmlns:w10="urn:schemas-microsoft-com:office:word" xmlns:w="http://schemas.openxmlformats.org/wordprocessingml/2006/main" xmlns:w14="http://schemas.microsoft.com/office/word/2010/wordml" xmlns:w15="http://schemas.microsoft.com/office/word/2012/wordml" xmlns:wpg="http://schemas.microsoft.com/office/word/2010/wordprocessingGroup" xmlns:wpi="http://schemas.microsoft.com/office/word/2010/wordprocessingInk" xmlns:wne="http://schemas.microsoft.com/office/word/2006/wordml" xmlns:wps="http://schemas.microsoft.com/office/word/2010/wordprocessingShape" mc:Ignorable="w14 w15 wp14">
   <w:abstractNum w:abstractNumId="1" w15:restartNumberingAfterBreak="0">
     <w:multiLevelType w:val="hybridMultilevel"/>
-    <w:lvl w:ilvl="0" w:tentative="1">
+    <w:lvl w:ilvl="0" w15:tentative="1">
       <w:start w:val="1"/>
       <w:numFmt w:val="bullet"/>
       <w:lvlText w:val="●"/>
@@ -2079,7 +2083,7 @@
         <w:ind w:left="720" w:hanging="360"/>
       </w:pPr>
     </w:lvl>
-    <w:lvl w:ilvl="1" w:tentative="1">
+    <w:lvl w:ilvl="1" w15:tentative="1">
       <w:start w:val="1"/>
       <w:numFmt w:val="bullet"/>
       <w:lvlText w:val="○"/>
@@ -2088,7 +2092,7 @@
         <w:ind w:left="1440" w:hanging="360"/>
       </w:pPr>
     </w:lvl>
-    <w:lvl w:ilvl="2" w:tentative="1">
+    <w:lvl w:ilvl="2" w15:tentative="1">
       <w:start w:val="1"/>
       <w:numFmt w:val="bullet"/>
       <w:lvlText w:val="■"/>
@@ -2097,7 +2101,7 @@
         <w:ind w:left="2160" w:hanging="360"/>
       </w:pPr>
     </w:lvl>
-    <w:lvl w:ilvl="3" w:tentative="1">
+    <w:lvl w:ilvl="3" w15:tentative="1">
       <w:start w:val="1"/>
       <w:numFmt w:val="bullet"/>
       <w:lvlText w:val="●"/>
@@ -2106,7 +2110,7 @@
         <w:ind w:left="2880" w:hanging="360"/>
       </w:pPr>
     </w:lvl>
-    <w:lvl w:ilvl="4" w:tentative="1">
+    <w:lvl w:ilvl="4" w15:tentative="1">
       <w:start w:val="1"/>
       <w:numFmt w:val="bullet"/>
       <w:lvlText w:val="○"/>
@@ -2115,7 +2119,7 @@
         <w:ind w:left="3600" w:hanging="360"/>
       </w:pPr>
     </w:lvl>
-    <w:lvl w:ilvl="5" w:tentative="1">
+    <w:lvl w:ilvl="5" w15:tentative="1">
       <w:start w:val="1"/>
       <w:numFmt w:val="bullet"/>
       <w:lvlText w:val="■"/>
@@ -2124,7 +2128,7 @@
         <w:ind w:left="4320" w:hanging="360"/>
       </w:pPr>
     </w:lvl>
-    <w:lvl w:ilvl="6" w:tentative="1">
+    <w:lvl w:ilvl="6" w15:tentative="1">
       <w:start w:val="1"/>
       <w:numFmt w:val="bullet"/>
       <w:lvlText w:val="●"/>
@@ -2133,7 +2137,7 @@
         <w:ind w:left="5040" w:hanging="360"/>
       </w:pPr>
     </w:lvl>
-    <w:lvl w:ilvl="7" w:tentative="1">
+    <w:lvl w:ilvl="7" w15:tentative="1">
       <w:start w:val="1"/>
       <w:numFmt w:val="bullet"/>
       <w:lvlText w:val="●"/>
@@ -2142,7 +2146,7 @@
         <w:ind w:left="5760" w:hanging="360"/>
       </w:pPr>
     </w:lvl>
-    <w:lvl w:ilvl="8" w:tentative="1">
+    <w:lvl w:ilvl="8" w15:tentative="1">
       <w:start w:val="1"/>
       <w:numFmt w:val="bullet"/>
       <w:lvlText w:val="●"/>
@@ -2154,7 +2158,7 @@
   </w:abstractNum>
   <w:abstractNum w:abstractNumId="2" w15:restartNumberingAfterBreak="0">
     <w:multiLevelType w:val="hybridMultilevel"/>
-    <w:lvl w:ilvl="0" w:tentative="1">
+    <w:lvl w:ilvl="0" w15:tentative="1">
       <w:start w:val="1"/>
       <w:numFmt w:val="bullet"/>
       <w:lvlText w:val="—"/>
@@ -2185,25 +2189,6 @@
     </w:rPrDefault>
     <w:pPrDefault/>
   </w:docDefaults>
-  <w:style w:type="paragraph" w:styleId="Normal" w:default="1">
-    <w:name w:val="Normal"/>
-    <w:qFormat/>
-  </w:style>
-  <w:style w:type="table" w:styleId="TableNormal" w:default="true">
-    <w:name w:val="Normal Table"/>
-    <w:uiPriority w:val="99"/>
-    <w:semiHidden/>
-    <w:unhideWhenUsed/>
-    <w:tblPr>
-      <w:tblInd w:type="dxa" w:w="0"/>
-      <w:tblCellMar>
-        <w:top w:type="dxa" w:w="0"/>
-        <w:left w:type="dxa" w:w="108"/>
-        <w:bottom w:type="dxa" w:w="0"/>
-        <w:right w:type="dxa" w:w="108"/>
-      </w:tblCellMar>
-    </w:tblPr>
-  </w:style>
   <w:style w:type="paragraph" w:styleId="Title">
     <w:name w:val="Title"/>
     <w:basedOn w:val="Normal"/>
@@ -2376,294 +2361,4 @@
     </w:rPr>
   </w:style>
 </w:styles>
-</file>
-
-<file path=word/theme/theme1.xml><?xml version="1.0" encoding="utf-8"?>
-<a:theme xmlns:a="http://schemas.openxmlformats.org/drawingml/2006/main" name="Office Theme">
-  <a:themeElements>
-    <a:clrScheme name="Office">
-      <a:dk1>
-        <a:sysClr val="windowText" lastClr="000000"/>
-      </a:dk1>
-      <a:lt1>
-        <a:sysClr val="window" lastClr="FFFFFF"/>
-      </a:lt1>
-      <a:dk2>
-        <a:srgbClr val="44546A"/>
-      </a:dk2>
-      <a:lt2>
-        <a:srgbClr val="E7E6E6"/>
-      </a:lt2>
-      <a:accent1>
-        <a:srgbClr val="4472C4"/>
-      </a:accent1>
-      <a:accent2>
-        <a:srgbClr val="ED7D31"/>
-      </a:accent2>
-      <a:accent3>
-        <a:srgbClr val="A5A5A5"/>
-      </a:accent3>
-      <a:accent4>
-        <a:srgbClr val="FFC000"/>
-      </a:accent4>
-      <a:accent5>
-        <a:srgbClr val="5B9BD5"/>
-      </a:accent5>
-      <a:accent6>
-        <a:srgbClr val="70AD47"/>
-      </a:accent6>
-      <a:hlink>
-        <a:srgbClr val="0563C1"/>
-      </a:hlink>
-      <a:folHlink>
-        <a:srgbClr val="954F72"/>
-      </a:folHlink>
-    </a:clrScheme>
-    <a:fontScheme name="Office">
-      <a:majorFont>
-        <a:latin typeface="Calibri Light" panose="020F0302020204030204"/>
-        <a:ea typeface=""/>
-        <a:cs typeface=""/>
-        <a:font script="Jpan" typeface="游ゴシック Light"/>
-        <a:font script="Hang" typeface="맑은 고딕"/>
-        <a:font script="Hans" typeface="等线 Light"/>
-        <a:font script="Hant" typeface="新細明體"/>
-        <a:font script="Arab" typeface="Times New Roman"/>
-        <a:font script="Hebr" typeface="Times New Roman"/>
-        <a:font script="Thai" typeface="Angsana New"/>
-        <a:font script="Ethi" typeface="Nyala"/>
-        <a:font script="Beng" typeface="Vrinda"/>
-        <a:font script="Gujr" typeface="Shruti"/>
-        <a:font script="Khmr" typeface="MoolBoran"/>
-        <a:font script="Knda" typeface="Tunga"/>
-        <a:font script="Guru" typeface="Raavi"/>
-        <a:font script="Cans" typeface="Euphemia"/>
-        <a:font script="Cher" typeface="Plantagenet Cherokee"/>
-        <a:font script="Yiii" typeface="Microsoft Yi Baiti"/>
-        <a:font script="Tibt" typeface="Microsoft Himalaya"/>
-        <a:font script="Thaa" typeface="MV Boli"/>
-        <a:font script="Deva" typeface="Mangal"/>
-        <a:font script="Telu" typeface="Gautami"/>
-        <a:font script="Taml" typeface="Latha"/>
-        <a:font script="Syrc" typeface="Estrangelo Edessa"/>
-        <a:font script="Orya" typeface="Kalinga"/>
-        <a:font script="Mlym" typeface="Kartika"/>
-        <a:font script="Laoo" typeface="DokChampa"/>
-        <a:font script="Sinh" typeface="Iskoola Pota"/>
-        <a:font script="Mong" typeface="Mongolian Baiti"/>
-        <a:font script="Viet" typeface="Times New Roman"/>
-        <a:font script="Uigh" typeface="Microsoft Uighur"/>
-        <a:font script="Geor" typeface="Sylfaen"/>
-        <a:font script="Armn" typeface="Arial"/>
-        <a:font script="Bugi" typeface="Leelawadee UI"/>
-        <a:font script="Bopo" typeface="Microsoft JhengHei"/>
-        <a:font script="Java" typeface="Javanese Text"/>
-        <a:font script="Lisu" typeface="Segoe UI"/>
-        <a:font script="Mymr" typeface="Myanmar Text"/>
-        <a:font script="Nkoo" typeface="Ebrima"/>
-        <a:font script="Olck" typeface="Nirmala UI"/>
-        <a:font script="Osma" typeface="Ebrima"/>
-        <a:font script="Phag" typeface="Phagspa"/>
-        <a:font script="Syrn" typeface="Estrangelo Edessa"/>
-        <a:font script="Syrj" typeface="Estrangelo Edessa"/>
-        <a:font script="Syre" typeface="Estrangelo Edessa"/>
-        <a:font script="Sora" typeface="Nirmala UI"/>
-        <a:font script="Tale" typeface="Microsoft Tai Le"/>
-        <a:font script="Talu" typeface="Microsoft New Tai Lue"/>
-        <a:font script="Tfng" typeface="Ebrima"/>
-      </a:majorFont>
-      <a:minorFont>
-        <a:latin typeface="Calibri" panose="020F0502020204030204"/>
-        <a:ea typeface=""/>
-        <a:cs typeface=""/>
-        <a:font script="Jpan" typeface="游明朝"/>
-        <a:font script="Hang" typeface="맑은 고딕"/>
-        <a:font script="Hans" typeface="等线"/>
-        <a:font script="Hant" typeface="新細明體"/>
-        <a:font script="Arab" typeface="Arial"/>
-        <a:font script="Hebr" typeface="Arial"/>
-        <a:font script="Thai" typeface="Cordia New"/>
-        <a:font script="Ethi" typeface="Nyala"/>
-        <a:font script="Beng" typeface="Vrinda"/>
-        <a:font script="Gujr" typeface="Shruti"/>
-        <a:font script="Khmr" typeface="DaunPenh"/>
-        <a:font script="Knda" typeface="Tunga"/>
-        <a:font script="Guru" typeface="Raavi"/>
-        <a:font script="Cans" typeface="Euphemia"/>
-        <a:font script="Cher" typeface="Plantagenet Cherokee"/>
-        <a:font script="Yiii" typeface="Microsoft Yi Baiti"/>
-        <a:font script="Tibt" typeface="Microsoft Himalaya"/>
-        <a:font script="Thaa" typeface="MV Boli"/>
-        <a:font script="Deva" typeface="Mangal"/>
-        <a:font script="Telu" typeface="Gautami"/>
-        <a:font script="Taml" typeface="Latha"/>
-        <a:font script="Syrc" typeface="Estrangelo Edessa"/>
-        <a:font script="Orya" typeface="Kalinga"/>
-        <a:font script="Mlym" typeface="Kartika"/>
-        <a:font script="Laoo" typeface="DokChampa"/>
-        <a:font script="Sinh" typeface="Iskoola Pota"/>
-        <a:font script="Mong" typeface="Mongolian Baiti"/>
-        <a:font script="Viet" typeface="Arial"/>
-        <a:font script="Uigh" typeface="Microsoft Uighur"/>
-        <a:font script="Geor" typeface="Sylfaen"/>
-        <a:font script="Armn" typeface="Arial"/>
-        <a:font script="Bugi" typeface="Leelawadee UI"/>
-        <a:font script="Bopo" typeface="Microsoft JhengHei"/>
-        <a:font script="Java" typeface="Javanese Text"/>
-        <a:font script="Lisu" typeface="Segoe UI"/>
-        <a:font script="Mymr" typeface="Myanmar Text"/>
-        <a:font script="Nkoo" typeface="Ebrima"/>
-        <a:font script="Olck" typeface="Nirmala UI"/>
-        <a:font script="Osma" typeface="Ebrima"/>
-        <a:font script="Phag" typeface="Phagspa"/>
-        <a:font script="Syrn" typeface="Estrangelo Edessa"/>
-        <a:font script="Syrj" typeface="Estrangelo Edessa"/>
-        <a:font script="Syre" typeface="Estrangelo Edessa"/>
-        <a:font script="Sora" typeface="Nirmala UI"/>
-        <a:font script="Tale" typeface="Microsoft Tai Le"/>
-        <a:font script="Talu" typeface="Microsoft New Tai Lue"/>
-        <a:font script="Tfng" typeface="Ebrima"/>
-      </a:minorFont>
-    </a:fontScheme>
-    <a:fmtScheme name="Office">
-      <a:fillStyleLst>
-        <a:solidFill>
-          <a:schemeClr val="phClr"/>
-        </a:solidFill>
-        <a:gradFill rotWithShape="true">
-          <a:gsLst>
-            <a:gs pos="0">
-              <a:schemeClr val="phClr">
-                <a:lumMod val="110000"/>
-                <a:satMod val="105000"/>
-                <a:tint val="67000"/>
-              </a:schemeClr>
-            </a:gs>
-            <a:gs pos="50000">
-              <a:schemeClr val="phClr">
-                <a:lumMod val="105000"/>
-                <a:satMod val="103000"/>
-                <a:tint val="73000"/>
-              </a:schemeClr>
-            </a:gs>
-            <a:gs pos="100000">
-              <a:schemeClr val="phClr">
-                <a:lumMod val="105000"/>
-                <a:satMod val="109000"/>
-                <a:tint val="81000"/>
-              </a:schemeClr>
-            </a:gs>
-          </a:gsLst>
-          <a:lin ang="5400000" scaled="false"/>
-        </a:gradFill>
-        <a:gradFill rotWithShape="true">
-          <a:gsLst>
-            <a:gs pos="0">
-              <a:schemeClr val="phClr">
-                <a:satMod val="103000"/>
-                <a:lumMod val="102000"/>
-                <a:tint val="94000"/>
-              </a:schemeClr>
-            </a:gs>
-            <a:gs pos="50000">
-              <a:schemeClr val="phClr">
-                <a:satMod val="110000"/>
-                <a:lumMod val="100000"/>
-                <a:shade val="100000"/>
-              </a:schemeClr>
-            </a:gs>
-            <a:gs pos="100000">
-              <a:schemeClr val="phClr">
-                <a:lumMod val="99000"/>
-                <a:satMod val="120000"/>
-                <a:shade val="78000"/>
-              </a:schemeClr>
-            </a:gs>
-          </a:gsLst>
-          <a:lin ang="5400000" scaled="false"/>
-        </a:gradFill>
-      </a:fillStyleLst>
-      <a:lnStyleLst>
-        <a:ln w="6350" cap="flat" cmpd="sng" algn="ctr">
-          <a:solidFill>
-            <a:schemeClr val="phClr"/>
-          </a:solidFill>
-          <a:prstDash val="solid"/>
-          <a:miter lim="800000"/>
-        </a:ln>
-        <a:ln w="12700" cap="flat" cmpd="sng" algn="ctr">
-          <a:solidFill>
-            <a:schemeClr val="phClr"/>
-          </a:solidFill>
-          <a:prstDash val="solid"/>
-          <a:miter lim="800000"/>
-        </a:ln>
-        <a:ln w="19050" cap="flat" cmpd="sng" algn="ctr">
-          <a:solidFill>
-            <a:schemeClr val="phClr"/>
-          </a:solidFill>
-          <a:prstDash val="solid"/>
-          <a:miter lim="800000"/>
-        </a:ln>
-      </a:lnStyleLst>
-      <a:effectStyleLst>
-        <a:effectStyle>
-          <a:effectLst/>
-        </a:effectStyle>
-        <a:effectStyle>
-          <a:effectLst/>
-        </a:effectStyle>
-        <a:effectStyle>
-          <a:effectLst>
-            <a:outerShdw blurRad="57150" dist="19050" dir="5400000" algn="ctr" rotWithShape="false">
-              <a:srgbClr val="000000">
-                <a:alpha val="63000"/>
-              </a:srgbClr>
-            </a:outerShdw>
-          </a:effectLst>
-        </a:effectStyle>
-      </a:effectStyleLst>
-      <a:bgFillStyleLst>
-        <a:solidFill>
-          <a:schemeClr val="phClr"/>
-        </a:solidFill>
-        <a:solidFill>
-          <a:schemeClr val="phClr">
-            <a:tint val="95000"/>
-            <a:satMod val="170000"/>
-          </a:schemeClr>
-        </a:solidFill>
-        <a:gradFill rotWithShape="true">
-          <a:gsLst>
-            <a:gs pos="0">
-              <a:schemeClr val="phClr">
-                <a:tint val="93000"/>
-                <a:satMod val="150000"/>
-                <a:shade val="98000"/>
-                <a:lumMod val="102000"/>
-              </a:schemeClr>
-            </a:gs>
-            <a:gs pos="50000">
-              <a:schemeClr val="phClr">
-                <a:tint val="98000"/>
-                <a:satMod val="130000"/>
-                <a:shade val="90000"/>
-                <a:lumMod val="103000"/>
-              </a:schemeClr>
-            </a:gs>
-            <a:gs pos="100000">
-              <a:schemeClr val="phClr">
-                <a:shade val="63000"/>
-                <a:satMod val="120000"/>
-              </a:schemeClr>
-            </a:gs>
-          </a:gsLst>
-          <a:lin ang="5400000" scaled="false"/>
-        </a:gradFill>
-      </a:bgFillStyleLst>
-    </a:fmtScheme>
-  </a:themeElements>
-  <a:objectDefaults/>
-  <a:extraClrSchemeLst/>
-</a:theme>
 </file>
--- a/products-storage/01-zakrytie-rabot/03-akt-vypolnennyh-rabot.docx
+++ b/products-storage/01-zakrytie-rabot/03-akt-vypolnennyh-rabot.docx
@@ -5,6 +5,7 @@
     <w:p>
       <w:pPr>
         <w:pStyle w:val="Title"/>
+        <w:keepNext/>
         <w:spacing w:after="180"/>
       </w:pPr>
       <w:r>
@@ -12,8 +13,8 @@
           <w:rFonts w:ascii="Times New Roman" w:cs="Times New Roman" w:eastAsia="Times New Roman" w:hAnsi="Times New Roman"/>
           <w:b/>
           <w:bCs/>
-          <w:color w:val="34383B"/>
-          <w:sz w:val="30"/>
+          <w:color w:val="000000"/>
+          <w:sz w:val="34"/>
           <w:szCs w:val="30"/>
         </w:rPr>
         <w:t xml:space="preserve">Акт выполненных работ</w:t>
@@ -21,11 +22,12 @@
     </w:p>
     <w:p>
       <w:pPr>
-        <w:spacing w:after="70" w:line="276"/>
-      </w:pPr>
-      <w:r>
-        <w:rPr>
-          <w:rFonts w:ascii="Times New Roman" w:cs="Times New Roman" w:eastAsia="Times New Roman" w:hAnsi="Times New Roman"/>
+        <w:spacing w:after="60" w:line="276"/>
+      </w:pPr>
+      <w:r>
+        <w:rPr>
+          <w:rFonts w:ascii="Times New Roman" w:cs="Times New Roman" w:eastAsia="Times New Roman" w:hAnsi="Times New Roman"/>
+          <w:color w:val="262F37"/>
           <w:sz w:val="21"/>
           <w:szCs w:val="21"/>
         </w:rPr>
@@ -38,7 +40,7 @@
           <w:bCs/>
           <w:i w:val="false"/>
           <w:iCs w:val="false"/>
-          <w:color w:val="000000"/>
+          <w:color w:val="262F37"/>
           <w:sz w:val="21"/>
           <w:szCs w:val="21"/>
         </w:rPr>
@@ -47,6 +49,7 @@
       <w:r>
         <w:rPr>
           <w:rFonts w:ascii="Times New Roman" w:cs="Times New Roman" w:eastAsia="Times New Roman" w:hAnsi="Times New Roman"/>
+          <w:color w:val="262F37"/>
           <w:sz w:val="21"/>
           <w:szCs w:val="21"/>
         </w:rPr>
@@ -59,7 +62,7 @@
           <w:bCs/>
           <w:i w:val="false"/>
           <w:iCs w:val="false"/>
-          <w:color w:val="000000"/>
+          <w:color w:val="262F37"/>
           <w:sz w:val="21"/>
           <w:szCs w:val="21"/>
         </w:rPr>
@@ -68,11 +71,12 @@
     </w:p>
     <w:p>
       <w:pPr>
-        <w:spacing w:after="70" w:line="276"/>
-      </w:pPr>
-      <w:r>
-        <w:rPr>
-          <w:rFonts w:ascii="Times New Roman" w:cs="Times New Roman" w:eastAsia="Times New Roman" w:hAnsi="Times New Roman"/>
+        <w:spacing w:after="60" w:line="276"/>
+      </w:pPr>
+      <w:r>
+        <w:rPr>
+          <w:rFonts w:ascii="Times New Roman" w:cs="Times New Roman" w:eastAsia="Times New Roman" w:hAnsi="Times New Roman"/>
+          <w:color w:val="262F37"/>
           <w:sz w:val="21"/>
           <w:szCs w:val="21"/>
         </w:rPr>
@@ -85,7 +89,7 @@
           <w:bCs/>
           <w:i w:val="false"/>
           <w:iCs w:val="false"/>
-          <w:color w:val="000000"/>
+          <w:color w:val="262F37"/>
           <w:sz w:val="21"/>
           <w:szCs w:val="21"/>
         </w:rPr>
@@ -94,6 +98,7 @@
       <w:r>
         <w:rPr>
           <w:rFonts w:ascii="Times New Roman" w:cs="Times New Roman" w:eastAsia="Times New Roman" w:hAnsi="Times New Roman"/>
+          <w:color w:val="262F37"/>
           <w:sz w:val="21"/>
           <w:szCs w:val="21"/>
         </w:rPr>
@@ -106,7 +111,7 @@
           <w:bCs/>
           <w:i w:val="false"/>
           <w:iCs w:val="false"/>
-          <w:color w:val="000000"/>
+          <w:color w:val="262F37"/>
           <w:sz w:val="21"/>
           <w:szCs w:val="21"/>
         </w:rPr>
@@ -115,11 +120,12 @@
     </w:p>
     <w:p>
       <w:pPr>
-        <w:spacing w:after="70" w:line="276"/>
-      </w:pPr>
-      <w:r>
-        <w:rPr>
-          <w:rFonts w:ascii="Times New Roman" w:cs="Times New Roman" w:eastAsia="Times New Roman" w:hAnsi="Times New Roman"/>
+        <w:spacing w:after="60" w:line="276"/>
+      </w:pPr>
+      <w:r>
+        <w:rPr>
+          <w:rFonts w:ascii="Times New Roman" w:cs="Times New Roman" w:eastAsia="Times New Roman" w:hAnsi="Times New Roman"/>
+          <w:color w:val="262F37"/>
           <w:sz w:val="21"/>
           <w:szCs w:val="21"/>
         </w:rPr>
@@ -132,7 +138,7 @@
           <w:bCs/>
           <w:i w:val="false"/>
           <w:iCs w:val="false"/>
-          <w:color w:val="000000"/>
+          <w:color w:val="262F37"/>
           <w:sz w:val="21"/>
           <w:szCs w:val="21"/>
         </w:rPr>
@@ -141,6 +147,7 @@
       <w:r>
         <w:rPr>
           <w:rFonts w:ascii="Times New Roman" w:cs="Times New Roman" w:eastAsia="Times New Roman" w:hAnsi="Times New Roman"/>
+          <w:color w:val="262F37"/>
           <w:sz w:val="21"/>
           <w:szCs w:val="21"/>
         </w:rPr>
@@ -153,7 +160,7 @@
           <w:bCs/>
           <w:i w:val="false"/>
           <w:iCs w:val="false"/>
-          <w:color w:val="000000"/>
+          <w:color w:val="262F37"/>
           <w:sz w:val="21"/>
           <w:szCs w:val="21"/>
         </w:rPr>
@@ -162,11 +169,12 @@
     </w:p>
     <w:p>
       <w:pPr>
-        <w:spacing w:after="70" w:line="276"/>
-      </w:pPr>
-      <w:r>
-        <w:rPr>
-          <w:rFonts w:ascii="Times New Roman" w:cs="Times New Roman" w:eastAsia="Times New Roman" w:hAnsi="Times New Roman"/>
+        <w:spacing w:after="60" w:line="276"/>
+      </w:pPr>
+      <w:r>
+        <w:rPr>
+          <w:rFonts w:ascii="Times New Roman" w:cs="Times New Roman" w:eastAsia="Times New Roman" w:hAnsi="Times New Roman"/>
+          <w:color w:val="262F37"/>
           <w:sz w:val="21"/>
           <w:szCs w:val="21"/>
         </w:rPr>
@@ -179,7 +187,7 @@
           <w:bCs/>
           <w:i w:val="false"/>
           <w:iCs w:val="false"/>
-          <w:color w:val="000000"/>
+          <w:color w:val="262F37"/>
           <w:sz w:val="21"/>
           <w:szCs w:val="21"/>
         </w:rPr>
@@ -188,11 +196,12 @@
     </w:p>
     <w:p>
       <w:pPr>
-        <w:spacing w:after="70" w:line="276"/>
-      </w:pPr>
-      <w:r>
-        <w:rPr>
-          <w:rFonts w:ascii="Times New Roman" w:cs="Times New Roman" w:eastAsia="Times New Roman" w:hAnsi="Times New Roman"/>
+        <w:spacing w:after="60" w:line="276"/>
+      </w:pPr>
+      <w:r>
+        <w:rPr>
+          <w:rFonts w:ascii="Times New Roman" w:cs="Times New Roman" w:eastAsia="Times New Roman" w:hAnsi="Times New Roman"/>
+          <w:color w:val="262F37"/>
           <w:sz w:val="21"/>
           <w:szCs w:val="21"/>
         </w:rPr>
@@ -205,7 +214,7 @@
           <w:bCs/>
           <w:i w:val="false"/>
           <w:iCs w:val="false"/>
-          <w:color w:val="000000"/>
+          <w:color w:val="262F37"/>
           <w:sz w:val="21"/>
           <w:szCs w:val="21"/>
         </w:rPr>
@@ -214,6 +223,7 @@
       <w:r>
         <w:rPr>
           <w:rFonts w:ascii="Times New Roman" w:cs="Times New Roman" w:eastAsia="Times New Roman" w:hAnsi="Times New Roman"/>
+          <w:color w:val="262F37"/>
           <w:sz w:val="21"/>
           <w:szCs w:val="21"/>
         </w:rPr>
@@ -226,7 +236,7 @@
           <w:bCs/>
           <w:i w:val="false"/>
           <w:iCs w:val="false"/>
-          <w:color w:val="000000"/>
+          <w:color w:val="262F37"/>
           <w:sz w:val="21"/>
           <w:szCs w:val="21"/>
         </w:rPr>
@@ -235,11 +245,12 @@
     </w:p>
     <w:p>
       <w:pPr>
-        <w:spacing w:after="70" w:line="276"/>
-      </w:pPr>
-      <w:r>
-        <w:rPr>
-          <w:rFonts w:ascii="Times New Roman" w:cs="Times New Roman" w:eastAsia="Times New Roman" w:hAnsi="Times New Roman"/>
+        <w:spacing w:after="60" w:line="276"/>
+      </w:pPr>
+      <w:r>
+        <w:rPr>
+          <w:rFonts w:ascii="Times New Roman" w:cs="Times New Roman" w:eastAsia="Times New Roman" w:hAnsi="Times New Roman"/>
+          <w:color w:val="262F37"/>
           <w:sz w:val="21"/>
           <w:szCs w:val="21"/>
         </w:rPr>
@@ -252,7 +263,7 @@
           <w:bCs/>
           <w:i w:val="false"/>
           <w:iCs w:val="false"/>
-          <w:color w:val="000000"/>
+          <w:color w:val="262F37"/>
           <w:sz w:val="21"/>
           <w:szCs w:val="21"/>
         </w:rPr>
@@ -261,6 +272,7 @@
       <w:r>
         <w:rPr>
           <w:rFonts w:ascii="Times New Roman" w:cs="Times New Roman" w:eastAsia="Times New Roman" w:hAnsi="Times New Roman"/>
+          <w:color w:val="262F37"/>
           <w:sz w:val="21"/>
           <w:szCs w:val="21"/>
         </w:rPr>
@@ -273,7 +285,7 @@
           <w:bCs/>
           <w:i w:val="false"/>
           <w:iCs w:val="false"/>
-          <w:color w:val="000000"/>
+          <w:color w:val="262F37"/>
           <w:sz w:val="21"/>
           <w:szCs w:val="21"/>
         </w:rPr>
@@ -282,13 +294,13 @@
     </w:p>
     <w:p>
       <w:pPr>
-        <w:spacing w:after="120" w:line="276"/>
-      </w:pPr>
-      <w:r>
-        <w:rPr>
-          <w:rFonts w:ascii="Times New Roman" w:cs="Times New Roman" w:eastAsia="Times New Roman" w:hAnsi="Times New Roman"/>
-          <w:color w:val="595959"/>
-          <w:sz w:val="19"/>
+        <w:spacing w:after="60" w:line="276"/>
+      </w:pPr>
+      <w:r>
+        <w:rPr>
+          <w:rFonts w:ascii="Times New Roman" w:cs="Times New Roman" w:eastAsia="Times New Roman" w:hAnsi="Times New Roman"/>
+          <w:color w:val="262F37"/>
+          <w:sz w:val="21"/>
           <w:szCs w:val="19"/>
         </w:rPr>
         <w:t xml:space="preserve">Форма акта для фиксации выполненного объёма. Если договор устанавливает иной акт, используйте согласованную форму.</w:t>
@@ -296,11 +308,12 @@
     </w:p>
     <w:p>
       <w:pPr>
-        <w:spacing w:after="70" w:line="276"/>
-      </w:pPr>
-      <w:r>
-        <w:rPr>
-          <w:rFonts w:ascii="Times New Roman" w:cs="Times New Roman" w:eastAsia="Times New Roman" w:hAnsi="Times New Roman"/>
+        <w:spacing w:after="60" w:line="276"/>
+      </w:pPr>
+      <w:r>
+        <w:rPr>
+          <w:rFonts w:ascii="Times New Roman" w:cs="Times New Roman" w:eastAsia="Times New Roman" w:hAnsi="Times New Roman"/>
+          <w:color w:val="262F37"/>
           <w:sz w:val="21"/>
           <w:szCs w:val="21"/>
         </w:rPr>
@@ -313,7 +326,7 @@
           <w:bCs/>
           <w:i w:val="false"/>
           <w:iCs w:val="false"/>
-          <w:color w:val="000000"/>
+          <w:color w:val="262F37"/>
           <w:sz w:val="21"/>
           <w:szCs w:val="21"/>
         </w:rPr>
@@ -322,6 +335,7 @@
       <w:r>
         <w:rPr>
           <w:rFonts w:ascii="Times New Roman" w:cs="Times New Roman" w:eastAsia="Times New Roman" w:hAnsi="Times New Roman"/>
+          <w:color w:val="262F37"/>
           <w:sz w:val="21"/>
           <w:szCs w:val="21"/>
         </w:rPr>
@@ -334,7 +348,7 @@
           <w:bCs/>
           <w:i w:val="false"/>
           <w:iCs w:val="false"/>
-          <w:color w:val="000000"/>
+          <w:color w:val="262F37"/>
           <w:sz w:val="21"/>
           <w:szCs w:val="21"/>
         </w:rPr>
@@ -343,13 +357,13 @@
     </w:p>
     <w:p>
       <w:pPr>
-        <w:spacing w:after="120" w:line="276"/>
-      </w:pPr>
-      <w:r>
-        <w:rPr>
-          <w:rFonts w:ascii="Times New Roman" w:cs="Times New Roman" w:eastAsia="Times New Roman" w:hAnsi="Times New Roman"/>
-          <w:color w:val="595959"/>
-          <w:sz w:val="19"/>
+        <w:spacing w:after="60" w:line="276"/>
+      </w:pPr>
+      <w:r>
+        <w:rPr>
+          <w:rFonts w:ascii="Times New Roman" w:cs="Times New Roman" w:eastAsia="Times New Roman" w:hAnsi="Times New Roman"/>
+          <w:color w:val="262F37"/>
+          <w:sz w:val="21"/>
           <w:szCs w:val="19"/>
         </w:rPr>
         <w:t xml:space="preserve">В таблице укажите фактически предъявляемые работы и их стоимость по согласованным условиям договора. Количество, цену, суммы и НДС заполните и проверьте вручную.</w:t>
@@ -384,26 +398,33 @@
         <w:tc>
           <w:tcPr>
             <w:tcW w:type="dxa" w:w="420"/>
-            <w:shd w:fill="EDEDED" w:val="clear"/>
-            <w:tcMar>
-              <w:top w:type="dxa" w:w="60"/>
-              <w:left w:type="dxa" w:w="100"/>
-              <w:bottom w:type="dxa" w:w="60"/>
-              <w:right w:type="dxa" w:w="100"/>
-            </w:tcMar>
-            <w:vAlign w:val="center"/>
-          </w:tcPr>
-          <w:p>
-            <w:pPr>
-              <w:keepNext w:val="false"/>
-              <w:spacing w:after="0" w:line="276"/>
+            <w:shd w:fill="F2EFE9" w:val="clear"/>
+            <w:tcMar>
+              <w:top w:type="dxa" w:w="60"/>
+              <w:left w:type="dxa" w:w="100"/>
+              <w:bottom w:type="dxa" w:w="60"/>
+              <w:right w:type="dxa" w:w="100"/>
+            </w:tcMar>
+            <w:vAlign w:val="center"/>
+            <w:tcBorders>
+              <w:top w:val="single" w:sz="4" w:color="D9D9D9"/>
+              <w:left w:val="single" w:sz="4" w:color="D9D9D9"/>
+              <w:bottom w:val="single" w:sz="4" w:color="D9D9D9"/>
+              <w:right w:val="single" w:sz="4" w:color="D9D9D9"/>
+            </w:tcBorders>
+          </w:tcPr>
+          <w:p>
+            <w:pPr>
+              <w:keepNext w:val="false"/>
+              <w:spacing w:after="30" w:line="276"/>
             </w:pPr>
             <w:r>
               <w:rPr>
                 <w:rFonts w:ascii="Times New Roman" w:cs="Times New Roman" w:eastAsia="Times New Roman" w:hAnsi="Times New Roman"/>
                 <w:b/>
                 <w:bCs/>
-                <w:sz w:val="20"/>
+                <w:color w:val="262F37"/>
+                <w:sz w:val="19"/>
                 <w:szCs w:val="20"/>
               </w:rPr>
               <w:t xml:space="preserve">№</w:t>
@@ -413,26 +434,33 @@
         <w:tc>
           <w:tcPr>
             <w:tcW w:type="dxa" w:w="3240"/>
-            <w:shd w:fill="EDEDED" w:val="clear"/>
-            <w:tcMar>
-              <w:top w:type="dxa" w:w="60"/>
-              <w:left w:type="dxa" w:w="100"/>
-              <w:bottom w:type="dxa" w:w="60"/>
-              <w:right w:type="dxa" w:w="100"/>
-            </w:tcMar>
-            <w:vAlign w:val="center"/>
-          </w:tcPr>
-          <w:p>
-            <w:pPr>
-              <w:keepNext w:val="false"/>
-              <w:spacing w:after="0" w:line="276"/>
+            <w:shd w:fill="F2EFE9" w:val="clear"/>
+            <w:tcMar>
+              <w:top w:type="dxa" w:w="60"/>
+              <w:left w:type="dxa" w:w="100"/>
+              <w:bottom w:type="dxa" w:w="60"/>
+              <w:right w:type="dxa" w:w="100"/>
+            </w:tcMar>
+            <w:vAlign w:val="center"/>
+            <w:tcBorders>
+              <w:top w:val="single" w:sz="4" w:color="D9D9D9"/>
+              <w:left w:val="single" w:sz="4" w:color="D9D9D9"/>
+              <w:bottom w:val="single" w:sz="4" w:color="D9D9D9"/>
+              <w:right w:val="single" w:sz="4" w:color="D9D9D9"/>
+            </w:tcBorders>
+          </w:tcPr>
+          <w:p>
+            <w:pPr>
+              <w:keepNext w:val="false"/>
+              <w:spacing w:after="30" w:line="276"/>
             </w:pPr>
             <w:r>
               <w:rPr>
                 <w:rFonts w:ascii="Times New Roman" w:cs="Times New Roman" w:eastAsia="Times New Roman" w:hAnsi="Times New Roman"/>
                 <w:b/>
                 <w:bCs/>
-                <w:sz w:val="20"/>
+                <w:color w:val="262F37"/>
+                <w:sz w:val="19"/>
                 <w:szCs w:val="20"/>
               </w:rPr>
               <w:t xml:space="preserve">Наименование работ и позиция сметы</w:t>
@@ -442,26 +470,33 @@
         <w:tc>
           <w:tcPr>
             <w:tcW w:type="dxa" w:w="760"/>
-            <w:shd w:fill="EDEDED" w:val="clear"/>
-            <w:tcMar>
-              <w:top w:type="dxa" w:w="60"/>
-              <w:left w:type="dxa" w:w="100"/>
-              <w:bottom w:type="dxa" w:w="60"/>
-              <w:right w:type="dxa" w:w="100"/>
-            </w:tcMar>
-            <w:vAlign w:val="center"/>
-          </w:tcPr>
-          <w:p>
-            <w:pPr>
-              <w:keepNext w:val="false"/>
-              <w:spacing w:after="0" w:line="276"/>
+            <w:shd w:fill="F2EFE9" w:val="clear"/>
+            <w:tcMar>
+              <w:top w:type="dxa" w:w="60"/>
+              <w:left w:type="dxa" w:w="100"/>
+              <w:bottom w:type="dxa" w:w="60"/>
+              <w:right w:type="dxa" w:w="100"/>
+            </w:tcMar>
+            <w:vAlign w:val="center"/>
+            <w:tcBorders>
+              <w:top w:val="single" w:sz="4" w:color="D9D9D9"/>
+              <w:left w:val="single" w:sz="4" w:color="D9D9D9"/>
+              <w:bottom w:val="single" w:sz="4" w:color="D9D9D9"/>
+              <w:right w:val="single" w:sz="4" w:color="D9D9D9"/>
+            </w:tcBorders>
+          </w:tcPr>
+          <w:p>
+            <w:pPr>
+              <w:keepNext w:val="false"/>
+              <w:spacing w:after="30" w:line="276"/>
             </w:pPr>
             <w:r>
               <w:rPr>
                 <w:rFonts w:ascii="Times New Roman" w:cs="Times New Roman" w:eastAsia="Times New Roman" w:hAnsi="Times New Roman"/>
                 <w:b/>
                 <w:bCs/>
-                <w:sz w:val="20"/>
+                <w:color w:val="262F37"/>
+                <w:sz w:val="19"/>
                 <w:szCs w:val="20"/>
               </w:rPr>
               <w:t xml:space="preserve">Ед. изм.</w:t>
@@ -471,26 +506,33 @@
         <w:tc>
           <w:tcPr>
             <w:tcW w:type="dxa" w:w="1220"/>
-            <w:shd w:fill="EDEDED" w:val="clear"/>
-            <w:tcMar>
-              <w:top w:type="dxa" w:w="60"/>
-              <w:left w:type="dxa" w:w="100"/>
-              <w:bottom w:type="dxa" w:w="60"/>
-              <w:right w:type="dxa" w:w="100"/>
-            </w:tcMar>
-            <w:vAlign w:val="center"/>
-          </w:tcPr>
-          <w:p>
-            <w:pPr>
-              <w:keepNext w:val="false"/>
-              <w:spacing w:after="0" w:line="276"/>
+            <w:shd w:fill="F2EFE9" w:val="clear"/>
+            <w:tcMar>
+              <w:top w:type="dxa" w:w="60"/>
+              <w:left w:type="dxa" w:w="100"/>
+              <w:bottom w:type="dxa" w:w="60"/>
+              <w:right w:type="dxa" w:w="100"/>
+            </w:tcMar>
+            <w:vAlign w:val="center"/>
+            <w:tcBorders>
+              <w:top w:val="single" w:sz="4" w:color="D9D9D9"/>
+              <w:left w:val="single" w:sz="4" w:color="D9D9D9"/>
+              <w:bottom w:val="single" w:sz="4" w:color="D9D9D9"/>
+              <w:right w:val="single" w:sz="4" w:color="D9D9D9"/>
+            </w:tcBorders>
+          </w:tcPr>
+          <w:p>
+            <w:pPr>
+              <w:keepNext w:val="false"/>
+              <w:spacing w:after="30" w:line="276"/>
             </w:pPr>
             <w:r>
               <w:rPr>
                 <w:rFonts w:ascii="Times New Roman" w:cs="Times New Roman" w:eastAsia="Times New Roman" w:hAnsi="Times New Roman"/>
                 <w:b/>
                 <w:bCs/>
-                <w:sz w:val="20"/>
+                <w:color w:val="262F37"/>
+                <w:sz w:val="19"/>
                 <w:szCs w:val="20"/>
               </w:rPr>
               <w:t xml:space="preserve">Кол-во</w:t>
@@ -500,26 +542,33 @@
         <w:tc>
           <w:tcPr>
             <w:tcW w:type="dxa" w:w="1760"/>
-            <w:shd w:fill="EDEDED" w:val="clear"/>
-            <w:tcMar>
-              <w:top w:type="dxa" w:w="60"/>
-              <w:left w:type="dxa" w:w="100"/>
-              <w:bottom w:type="dxa" w:w="60"/>
-              <w:right w:type="dxa" w:w="100"/>
-            </w:tcMar>
-            <w:vAlign w:val="center"/>
-          </w:tcPr>
-          <w:p>
-            <w:pPr>
-              <w:keepNext w:val="false"/>
-              <w:spacing w:after="0" w:line="276"/>
+            <w:shd w:fill="F2EFE9" w:val="clear"/>
+            <w:tcMar>
+              <w:top w:type="dxa" w:w="60"/>
+              <w:left w:type="dxa" w:w="100"/>
+              <w:bottom w:type="dxa" w:w="60"/>
+              <w:right w:type="dxa" w:w="100"/>
+            </w:tcMar>
+            <w:vAlign w:val="center"/>
+            <w:tcBorders>
+              <w:top w:val="single" w:sz="4" w:color="D9D9D9"/>
+              <w:left w:val="single" w:sz="4" w:color="D9D9D9"/>
+              <w:bottom w:val="single" w:sz="4" w:color="D9D9D9"/>
+              <w:right w:val="single" w:sz="4" w:color="D9D9D9"/>
+            </w:tcBorders>
+          </w:tcPr>
+          <w:p>
+            <w:pPr>
+              <w:keepNext w:val="false"/>
+              <w:spacing w:after="30" w:line="276"/>
             </w:pPr>
             <w:r>
               <w:rPr>
                 <w:rFonts w:ascii="Times New Roman" w:cs="Times New Roman" w:eastAsia="Times New Roman" w:hAnsi="Times New Roman"/>
                 <w:b/>
                 <w:bCs/>
-                <w:sz w:val="20"/>
+                <w:color w:val="262F37"/>
+                <w:sz w:val="19"/>
                 <w:szCs w:val="20"/>
               </w:rPr>
               <w:t xml:space="preserve">Цена за единицу руб.</w:t>
@@ -529,26 +578,33 @@
         <w:tc>
           <w:tcPr>
             <w:tcW w:type="dxa" w:w="1960"/>
-            <w:shd w:fill="EDEDED" w:val="clear"/>
-            <w:tcMar>
-              <w:top w:type="dxa" w:w="60"/>
-              <w:left w:type="dxa" w:w="100"/>
-              <w:bottom w:type="dxa" w:w="60"/>
-              <w:right w:type="dxa" w:w="100"/>
-            </w:tcMar>
-            <w:vAlign w:val="center"/>
-          </w:tcPr>
-          <w:p>
-            <w:pPr>
-              <w:keepNext w:val="false"/>
-              <w:spacing w:after="0" w:line="276"/>
+            <w:shd w:fill="F2EFE9" w:val="clear"/>
+            <w:tcMar>
+              <w:top w:type="dxa" w:w="60"/>
+              <w:left w:type="dxa" w:w="100"/>
+              <w:bottom w:type="dxa" w:w="60"/>
+              <w:right w:type="dxa" w:w="100"/>
+            </w:tcMar>
+            <w:vAlign w:val="center"/>
+            <w:tcBorders>
+              <w:top w:val="single" w:sz="4" w:color="D9D9D9"/>
+              <w:left w:val="single" w:sz="4" w:color="D9D9D9"/>
+              <w:bottom w:val="single" w:sz="4" w:color="D9D9D9"/>
+              <w:right w:val="single" w:sz="4" w:color="D9D9D9"/>
+            </w:tcBorders>
+          </w:tcPr>
+          <w:p>
+            <w:pPr>
+              <w:keepNext w:val="false"/>
+              <w:spacing w:after="30" w:line="276"/>
             </w:pPr>
             <w:r>
               <w:rPr>
                 <w:rFonts w:ascii="Times New Roman" w:cs="Times New Roman" w:eastAsia="Times New Roman" w:hAnsi="Times New Roman"/>
                 <w:b/>
                 <w:bCs/>
-                <w:sz w:val="20"/>
+                <w:color w:val="262F37"/>
+                <w:sz w:val="19"/>
                 <w:szCs w:val="20"/>
               </w:rPr>
               <w:t xml:space="preserve">Стоимость руб.</w:t>
@@ -571,18 +627,25 @@
               <w:right w:type="dxa" w:w="100"/>
             </w:tcMar>
             <w:vAlign w:val="center"/>
-          </w:tcPr>
-          <w:p>
-            <w:pPr>
-              <w:keepNext w:val="false"/>
-              <w:spacing w:after="0" w:line="276"/>
+            <w:tcBorders>
+              <w:top w:val="single" w:sz="4" w:color="D9D9D9"/>
+              <w:left w:val="single" w:sz="4" w:color="D9D9D9"/>
+              <w:bottom w:val="single" w:sz="4" w:color="D9D9D9"/>
+              <w:right w:val="single" w:sz="4" w:color="D9D9D9"/>
+            </w:tcBorders>
+          </w:tcPr>
+          <w:p>
+            <w:pPr>
+              <w:keepNext w:val="false"/>
+              <w:spacing w:after="30" w:line="276"/>
             </w:pPr>
             <w:r>
               <w:rPr>
                 <w:rFonts w:ascii="Times New Roman" w:cs="Times New Roman" w:eastAsia="Times New Roman" w:hAnsi="Times New Roman"/>
                 <w:b w:val="false"/>
                 <w:bCs w:val="false"/>
-                <w:sz w:val="20"/>
+                <w:color w:val="262F37"/>
+                <w:sz w:val="19"/>
                 <w:szCs w:val="20"/>
               </w:rPr>
               <w:t xml:space="preserve">1</w:t>
@@ -599,11 +662,17 @@
               <w:right w:type="dxa" w:w="100"/>
             </w:tcMar>
             <w:vAlign w:val="center"/>
-          </w:tcPr>
-          <w:p>
-            <w:pPr>
-              <w:keepNext w:val="false"/>
-              <w:spacing w:after="0" w:line="276"/>
+            <w:tcBorders>
+              <w:top w:val="single" w:sz="4" w:color="D9D9D9"/>
+              <w:left w:val="single" w:sz="4" w:color="D9D9D9"/>
+              <w:bottom w:val="single" w:sz="4" w:color="D9D9D9"/>
+              <w:right w:val="single" w:sz="4" w:color="D9D9D9"/>
+            </w:tcBorders>
+          </w:tcPr>
+          <w:p>
+            <w:pPr>
+              <w:keepNext w:val="false"/>
+              <w:spacing w:after="30" w:line="276"/>
             </w:pPr>
           </w:p>
         </w:tc>
@@ -617,11 +686,17 @@
               <w:right w:type="dxa" w:w="100"/>
             </w:tcMar>
             <w:vAlign w:val="center"/>
-          </w:tcPr>
-          <w:p>
-            <w:pPr>
-              <w:keepNext w:val="false"/>
-              <w:spacing w:after="0" w:line="276"/>
+            <w:tcBorders>
+              <w:top w:val="single" w:sz="4" w:color="D9D9D9"/>
+              <w:left w:val="single" w:sz="4" w:color="D9D9D9"/>
+              <w:bottom w:val="single" w:sz="4" w:color="D9D9D9"/>
+              <w:right w:val="single" w:sz="4" w:color="D9D9D9"/>
+            </w:tcBorders>
+          </w:tcPr>
+          <w:p>
+            <w:pPr>
+              <w:keepNext w:val="false"/>
+              <w:spacing w:after="30" w:line="276"/>
             </w:pPr>
           </w:p>
         </w:tc>
@@ -635,11 +710,17 @@
               <w:right w:type="dxa" w:w="100"/>
             </w:tcMar>
             <w:vAlign w:val="center"/>
-          </w:tcPr>
-          <w:p>
-            <w:pPr>
-              <w:keepNext w:val="false"/>
-              <w:spacing w:after="0" w:line="276"/>
+            <w:tcBorders>
+              <w:top w:val="single" w:sz="4" w:color="D9D9D9"/>
+              <w:left w:val="single" w:sz="4" w:color="D9D9D9"/>
+              <w:bottom w:val="single" w:sz="4" w:color="D9D9D9"/>
+              <w:right w:val="single" w:sz="4" w:color="D9D9D9"/>
+            </w:tcBorders>
+          </w:tcPr>
+          <w:p>
+            <w:pPr>
+              <w:keepNext w:val="false"/>
+              <w:spacing w:after="30" w:line="276"/>
             </w:pPr>
           </w:p>
         </w:tc>
@@ -653,11 +734,17 @@
               <w:right w:type="dxa" w:w="100"/>
             </w:tcMar>
             <w:vAlign w:val="center"/>
-          </w:tcPr>
-          <w:p>
-            <w:pPr>
-              <w:keepNext w:val="false"/>
-              <w:spacing w:after="0" w:line="276"/>
+            <w:tcBorders>
+              <w:top w:val="single" w:sz="4" w:color="D9D9D9"/>
+              <w:left w:val="single" w:sz="4" w:color="D9D9D9"/>
+              <w:bottom w:val="single" w:sz="4" w:color="D9D9D9"/>
+              <w:right w:val="single" w:sz="4" w:color="D9D9D9"/>
+            </w:tcBorders>
+          </w:tcPr>
+          <w:p>
+            <w:pPr>
+              <w:keepNext w:val="false"/>
+              <w:spacing w:after="30" w:line="276"/>
             </w:pPr>
           </w:p>
         </w:tc>
@@ -671,11 +758,17 @@
               <w:right w:type="dxa" w:w="100"/>
             </w:tcMar>
             <w:vAlign w:val="center"/>
-          </w:tcPr>
-          <w:p>
-            <w:pPr>
-              <w:keepNext w:val="false"/>
-              <w:spacing w:after="0" w:line="276"/>
+            <w:tcBorders>
+              <w:top w:val="single" w:sz="4" w:color="D9D9D9"/>
+              <w:left w:val="single" w:sz="4" w:color="D9D9D9"/>
+              <w:bottom w:val="single" w:sz="4" w:color="D9D9D9"/>
+              <w:right w:val="single" w:sz="4" w:color="D9D9D9"/>
+            </w:tcBorders>
+          </w:tcPr>
+          <w:p>
+            <w:pPr>
+              <w:keepNext w:val="false"/>
+              <w:spacing w:after="30" w:line="276"/>
             </w:pPr>
           </w:p>
         </w:tc>
@@ -695,18 +788,25 @@
               <w:right w:type="dxa" w:w="100"/>
             </w:tcMar>
             <w:vAlign w:val="center"/>
-          </w:tcPr>
-          <w:p>
-            <w:pPr>
-              <w:keepNext w:val="false"/>
-              <w:spacing w:after="0" w:line="276"/>
+            <w:tcBorders>
+              <w:top w:val="single" w:sz="4" w:color="D9D9D9"/>
+              <w:left w:val="single" w:sz="4" w:color="D9D9D9"/>
+              <w:bottom w:val="single" w:sz="4" w:color="D9D9D9"/>
+              <w:right w:val="single" w:sz="4" w:color="D9D9D9"/>
+            </w:tcBorders>
+          </w:tcPr>
+          <w:p>
+            <w:pPr>
+              <w:keepNext w:val="false"/>
+              <w:spacing w:after="30" w:line="276"/>
             </w:pPr>
             <w:r>
               <w:rPr>
                 <w:rFonts w:ascii="Times New Roman" w:cs="Times New Roman" w:eastAsia="Times New Roman" w:hAnsi="Times New Roman"/>
                 <w:b w:val="false"/>
                 <w:bCs w:val="false"/>
-                <w:sz w:val="20"/>
+                <w:color w:val="262F37"/>
+                <w:sz w:val="19"/>
                 <w:szCs w:val="20"/>
               </w:rPr>
               <w:t xml:space="preserve">2</w:t>
@@ -723,11 +823,17 @@
               <w:right w:type="dxa" w:w="100"/>
             </w:tcMar>
             <w:vAlign w:val="center"/>
-          </w:tcPr>
-          <w:p>
-            <w:pPr>
-              <w:keepNext w:val="false"/>
-              <w:spacing w:after="0" w:line="276"/>
+            <w:tcBorders>
+              <w:top w:val="single" w:sz="4" w:color="D9D9D9"/>
+              <w:left w:val="single" w:sz="4" w:color="D9D9D9"/>
+              <w:bottom w:val="single" w:sz="4" w:color="D9D9D9"/>
+              <w:right w:val="single" w:sz="4" w:color="D9D9D9"/>
+            </w:tcBorders>
+          </w:tcPr>
+          <w:p>
+            <w:pPr>
+              <w:keepNext w:val="false"/>
+              <w:spacing w:after="30" w:line="276"/>
             </w:pPr>
           </w:p>
         </w:tc>
@@ -741,11 +847,17 @@
               <w:right w:type="dxa" w:w="100"/>
             </w:tcMar>
             <w:vAlign w:val="center"/>
-          </w:tcPr>
-          <w:p>
-            <w:pPr>
-              <w:keepNext w:val="false"/>
-              <w:spacing w:after="0" w:line="276"/>
+            <w:tcBorders>
+              <w:top w:val="single" w:sz="4" w:color="D9D9D9"/>
+              <w:left w:val="single" w:sz="4" w:color="D9D9D9"/>
+              <w:bottom w:val="single" w:sz="4" w:color="D9D9D9"/>
+              <w:right w:val="single" w:sz="4" w:color="D9D9D9"/>
+            </w:tcBorders>
+          </w:tcPr>
+          <w:p>
+            <w:pPr>
+              <w:keepNext w:val="false"/>
+              <w:spacing w:after="30" w:line="276"/>
             </w:pPr>
           </w:p>
         </w:tc>
@@ -759,11 +871,17 @@
               <w:right w:type="dxa" w:w="100"/>
             </w:tcMar>
             <w:vAlign w:val="center"/>
-          </w:tcPr>
-          <w:p>
-            <w:pPr>
-              <w:keepNext w:val="false"/>
-              <w:spacing w:after="0" w:line="276"/>
+            <w:tcBorders>
+              <w:top w:val="single" w:sz="4" w:color="D9D9D9"/>
+              <w:left w:val="single" w:sz="4" w:color="D9D9D9"/>
+              <w:bottom w:val="single" w:sz="4" w:color="D9D9D9"/>
+              <w:right w:val="single" w:sz="4" w:color="D9D9D9"/>
+            </w:tcBorders>
+          </w:tcPr>
+          <w:p>
+            <w:pPr>
+              <w:keepNext w:val="false"/>
+              <w:spacing w:after="30" w:line="276"/>
             </w:pPr>
           </w:p>
         </w:tc>
@@ -777,11 +895,17 @@
               <w:right w:type="dxa" w:w="100"/>
             </w:tcMar>
             <w:vAlign w:val="center"/>
-          </w:tcPr>
-          <w:p>
-            <w:pPr>
-              <w:keepNext w:val="false"/>
-              <w:spacing w:after="0" w:line="276"/>
+            <w:tcBorders>
+              <w:top w:val="single" w:sz="4" w:color="D9D9D9"/>
+              <w:left w:val="single" w:sz="4" w:color="D9D9D9"/>
+              <w:bottom w:val="single" w:sz="4" w:color="D9D9D9"/>
+              <w:right w:val="single" w:sz="4" w:color="D9D9D9"/>
+            </w:tcBorders>
+          </w:tcPr>
+          <w:p>
+            <w:pPr>
+              <w:keepNext w:val="false"/>
+              <w:spacing w:after="30" w:line="276"/>
             </w:pPr>
           </w:p>
         </w:tc>
@@ -795,11 +919,17 @@
               <w:right w:type="dxa" w:w="100"/>
             </w:tcMar>
             <w:vAlign w:val="center"/>
-          </w:tcPr>
-          <w:p>
-            <w:pPr>
-              <w:keepNext w:val="false"/>
-              <w:spacing w:after="0" w:line="276"/>
+            <w:tcBorders>
+              <w:top w:val="single" w:sz="4" w:color="D9D9D9"/>
+              <w:left w:val="single" w:sz="4" w:color="D9D9D9"/>
+              <w:bottom w:val="single" w:sz="4" w:color="D9D9D9"/>
+              <w:right w:val="single" w:sz="4" w:color="D9D9D9"/>
+            </w:tcBorders>
+          </w:tcPr>
+          <w:p>
+            <w:pPr>
+              <w:keepNext w:val="false"/>
+              <w:spacing w:after="30" w:line="276"/>
             </w:pPr>
           </w:p>
         </w:tc>
@@ -819,18 +949,25 @@
               <w:right w:type="dxa" w:w="100"/>
             </w:tcMar>
             <w:vAlign w:val="center"/>
-          </w:tcPr>
-          <w:p>
-            <w:pPr>
-              <w:keepNext w:val="false"/>
-              <w:spacing w:after="0" w:line="276"/>
+            <w:tcBorders>
+              <w:top w:val="single" w:sz="4" w:color="D9D9D9"/>
+              <w:left w:val="single" w:sz="4" w:color="D9D9D9"/>
+              <w:bottom w:val="single" w:sz="4" w:color="D9D9D9"/>
+              <w:right w:val="single" w:sz="4" w:color="D9D9D9"/>
+            </w:tcBorders>
+          </w:tcPr>
+          <w:p>
+            <w:pPr>
+              <w:keepNext w:val="false"/>
+              <w:spacing w:after="30" w:line="276"/>
             </w:pPr>
             <w:r>
               <w:rPr>
                 <w:rFonts w:ascii="Times New Roman" w:cs="Times New Roman" w:eastAsia="Times New Roman" w:hAnsi="Times New Roman"/>
                 <w:b w:val="false"/>
                 <w:bCs w:val="false"/>
-                <w:sz w:val="20"/>
+                <w:color w:val="262F37"/>
+                <w:sz w:val="19"/>
                 <w:szCs w:val="20"/>
               </w:rPr>
               <w:t xml:space="preserve">3</w:t>
@@ -847,11 +984,17 @@
               <w:right w:type="dxa" w:w="100"/>
             </w:tcMar>
             <w:vAlign w:val="center"/>
-          </w:tcPr>
-          <w:p>
-            <w:pPr>
-              <w:keepNext w:val="false"/>
-              <w:spacing w:after="0" w:line="276"/>
+            <w:tcBorders>
+              <w:top w:val="single" w:sz="4" w:color="D9D9D9"/>
+              <w:left w:val="single" w:sz="4" w:color="D9D9D9"/>
+              <w:bottom w:val="single" w:sz="4" w:color="D9D9D9"/>
+              <w:right w:val="single" w:sz="4" w:color="D9D9D9"/>
+            </w:tcBorders>
+          </w:tcPr>
+          <w:p>
+            <w:pPr>
+              <w:keepNext w:val="false"/>
+              <w:spacing w:after="30" w:line="276"/>
             </w:pPr>
           </w:p>
         </w:tc>
@@ -865,11 +1008,17 @@
               <w:right w:type="dxa" w:w="100"/>
             </w:tcMar>
             <w:vAlign w:val="center"/>
-          </w:tcPr>
-          <w:p>
-            <w:pPr>
-              <w:keepNext w:val="false"/>
-              <w:spacing w:after="0" w:line="276"/>
+            <w:tcBorders>
+              <w:top w:val="single" w:sz="4" w:color="D9D9D9"/>
+              <w:left w:val="single" w:sz="4" w:color="D9D9D9"/>
+              <w:bottom w:val="single" w:sz="4" w:color="D9D9D9"/>
+              <w:right w:val="single" w:sz="4" w:color="D9D9D9"/>
+            </w:tcBorders>
+          </w:tcPr>
+          <w:p>
+            <w:pPr>
+              <w:keepNext w:val="false"/>
+              <w:spacing w:after="30" w:line="276"/>
             </w:pPr>
           </w:p>
         </w:tc>
@@ -883,11 +1032,17 @@
               <w:right w:type="dxa" w:w="100"/>
             </w:tcMar>
             <w:vAlign w:val="center"/>
-          </w:tcPr>
-          <w:p>
-            <w:pPr>
-              <w:keepNext w:val="false"/>
-              <w:spacing w:after="0" w:line="276"/>
+            <w:tcBorders>
+              <w:top w:val="single" w:sz="4" w:color="D9D9D9"/>
+              <w:left w:val="single" w:sz="4" w:color="D9D9D9"/>
+              <w:bottom w:val="single" w:sz="4" w:color="D9D9D9"/>
+              <w:right w:val="single" w:sz="4" w:color="D9D9D9"/>
+            </w:tcBorders>
+          </w:tcPr>
+          <w:p>
+            <w:pPr>
+              <w:keepNext w:val="false"/>
+              <w:spacing w:after="30" w:line="276"/>
             </w:pPr>
           </w:p>
         </w:tc>
@@ -901,11 +1056,17 @@
               <w:right w:type="dxa" w:w="100"/>
             </w:tcMar>
             <w:vAlign w:val="center"/>
-          </w:tcPr>
-          <w:p>
-            <w:pPr>
-              <w:keepNext w:val="false"/>
-              <w:spacing w:after="0" w:line="276"/>
+            <w:tcBorders>
+              <w:top w:val="single" w:sz="4" w:color="D9D9D9"/>
+              <w:left w:val="single" w:sz="4" w:color="D9D9D9"/>
+              <w:bottom w:val="single" w:sz="4" w:color="D9D9D9"/>
+              <w:right w:val="single" w:sz="4" w:color="D9D9D9"/>
+            </w:tcBorders>
+          </w:tcPr>
+          <w:p>
+            <w:pPr>
+              <w:keepNext w:val="false"/>
+              <w:spacing w:after="30" w:line="276"/>
             </w:pPr>
           </w:p>
         </w:tc>
@@ -919,11 +1080,17 @@
               <w:right w:type="dxa" w:w="100"/>
             </w:tcMar>
             <w:vAlign w:val="center"/>
-          </w:tcPr>
-          <w:p>
-            <w:pPr>
-              <w:keepNext w:val="false"/>
-              <w:spacing w:after="0" w:line="276"/>
+            <w:tcBorders>
+              <w:top w:val="single" w:sz="4" w:color="D9D9D9"/>
+              <w:left w:val="single" w:sz="4" w:color="D9D9D9"/>
+              <w:bottom w:val="single" w:sz="4" w:color="D9D9D9"/>
+              <w:right w:val="single" w:sz="4" w:color="D9D9D9"/>
+            </w:tcBorders>
+          </w:tcPr>
+          <w:p>
+            <w:pPr>
+              <w:keepNext w:val="false"/>
+              <w:spacing w:after="30" w:line="276"/>
             </w:pPr>
           </w:p>
         </w:tc>
@@ -943,18 +1110,25 @@
               <w:right w:type="dxa" w:w="100"/>
             </w:tcMar>
             <w:vAlign w:val="center"/>
-          </w:tcPr>
-          <w:p>
-            <w:pPr>
-              <w:keepNext w:val="false"/>
-              <w:spacing w:after="0" w:line="276"/>
+            <w:tcBorders>
+              <w:top w:val="single" w:sz="4" w:color="D9D9D9"/>
+              <w:left w:val="single" w:sz="4" w:color="D9D9D9"/>
+              <w:bottom w:val="single" w:sz="4" w:color="D9D9D9"/>
+              <w:right w:val="single" w:sz="4" w:color="D9D9D9"/>
+            </w:tcBorders>
+          </w:tcPr>
+          <w:p>
+            <w:pPr>
+              <w:keepNext w:val="false"/>
+              <w:spacing w:after="30" w:line="276"/>
             </w:pPr>
             <w:r>
               <w:rPr>
                 <w:rFonts w:ascii="Times New Roman" w:cs="Times New Roman" w:eastAsia="Times New Roman" w:hAnsi="Times New Roman"/>
                 <w:b w:val="false"/>
                 <w:bCs w:val="false"/>
-                <w:sz w:val="20"/>
+                <w:color w:val="262F37"/>
+                <w:sz w:val="19"/>
                 <w:szCs w:val="20"/>
               </w:rPr>
               <w:t xml:space="preserve">4</w:t>
@@ -971,11 +1145,17 @@
               <w:right w:type="dxa" w:w="100"/>
             </w:tcMar>
             <w:vAlign w:val="center"/>
-          </w:tcPr>
-          <w:p>
-            <w:pPr>
-              <w:keepNext w:val="false"/>
-              <w:spacing w:after="0" w:line="276"/>
+            <w:tcBorders>
+              <w:top w:val="single" w:sz="4" w:color="D9D9D9"/>
+              <w:left w:val="single" w:sz="4" w:color="D9D9D9"/>
+              <w:bottom w:val="single" w:sz="4" w:color="D9D9D9"/>
+              <w:right w:val="single" w:sz="4" w:color="D9D9D9"/>
+            </w:tcBorders>
+          </w:tcPr>
+          <w:p>
+            <w:pPr>
+              <w:keepNext w:val="false"/>
+              <w:spacing w:after="30" w:line="276"/>
             </w:pPr>
           </w:p>
         </w:tc>
@@ -989,11 +1169,17 @@
               <w:right w:type="dxa" w:w="100"/>
             </w:tcMar>
             <w:vAlign w:val="center"/>
-          </w:tcPr>
-          <w:p>
-            <w:pPr>
-              <w:keepNext w:val="false"/>
-              <w:spacing w:after="0" w:line="276"/>
+            <w:tcBorders>
+              <w:top w:val="single" w:sz="4" w:color="D9D9D9"/>
+              <w:left w:val="single" w:sz="4" w:color="D9D9D9"/>
+              <w:bottom w:val="single" w:sz="4" w:color="D9D9D9"/>
+              <w:right w:val="single" w:sz="4" w:color="D9D9D9"/>
+            </w:tcBorders>
+          </w:tcPr>
+          <w:p>
+            <w:pPr>
+              <w:keepNext w:val="false"/>
+              <w:spacing w:after="30" w:line="276"/>
             </w:pPr>
           </w:p>
         </w:tc>
@@ -1007,11 +1193,17 @@
               <w:right w:type="dxa" w:w="100"/>
             </w:tcMar>
             <w:vAlign w:val="center"/>
-          </w:tcPr>
-          <w:p>
-            <w:pPr>
-              <w:keepNext w:val="false"/>
-              <w:spacing w:after="0" w:line="276"/>
+            <w:tcBorders>
+              <w:top w:val="single" w:sz="4" w:color="D9D9D9"/>
+              <w:left w:val="single" w:sz="4" w:color="D9D9D9"/>
+              <w:bottom w:val="single" w:sz="4" w:color="D9D9D9"/>
+              <w:right w:val="single" w:sz="4" w:color="D9D9D9"/>
+            </w:tcBorders>
+          </w:tcPr>
+          <w:p>
+            <w:pPr>
+              <w:keepNext w:val="false"/>
+              <w:spacing w:after="30" w:line="276"/>
             </w:pPr>
           </w:p>
         </w:tc>
@@ -1025,11 +1217,17 @@
               <w:right w:type="dxa" w:w="100"/>
             </w:tcMar>
             <w:vAlign w:val="center"/>
-          </w:tcPr>
-          <w:p>
-            <w:pPr>
-              <w:keepNext w:val="false"/>
-              <w:spacing w:after="0" w:line="276"/>
+            <w:tcBorders>
+              <w:top w:val="single" w:sz="4" w:color="D9D9D9"/>
+              <w:left w:val="single" w:sz="4" w:color="D9D9D9"/>
+              <w:bottom w:val="single" w:sz="4" w:color="D9D9D9"/>
+              <w:right w:val="single" w:sz="4" w:color="D9D9D9"/>
+            </w:tcBorders>
+          </w:tcPr>
+          <w:p>
+            <w:pPr>
+              <w:keepNext w:val="false"/>
+              <w:spacing w:after="30" w:line="276"/>
             </w:pPr>
           </w:p>
         </w:tc>
@@ -1043,11 +1241,17 @@
               <w:right w:type="dxa" w:w="100"/>
             </w:tcMar>
             <w:vAlign w:val="center"/>
-          </w:tcPr>
-          <w:p>
-            <w:pPr>
-              <w:keepNext w:val="false"/>
-              <w:spacing w:after="0" w:line="276"/>
+            <w:tcBorders>
+              <w:top w:val="single" w:sz="4" w:color="D9D9D9"/>
+              <w:left w:val="single" w:sz="4" w:color="D9D9D9"/>
+              <w:bottom w:val="single" w:sz="4" w:color="D9D9D9"/>
+              <w:right w:val="single" w:sz="4" w:color="D9D9D9"/>
+            </w:tcBorders>
+          </w:tcPr>
+          <w:p>
+            <w:pPr>
+              <w:keepNext w:val="false"/>
+              <w:spacing w:after="30" w:line="276"/>
             </w:pPr>
           </w:p>
         </w:tc>
@@ -1067,18 +1271,25 @@
               <w:right w:type="dxa" w:w="100"/>
             </w:tcMar>
             <w:vAlign w:val="center"/>
-          </w:tcPr>
-          <w:p>
-            <w:pPr>
-              <w:keepNext w:val="false"/>
-              <w:spacing w:after="0" w:line="276"/>
+            <w:tcBorders>
+              <w:top w:val="single" w:sz="4" w:color="D9D9D9"/>
+              <w:left w:val="single" w:sz="4" w:color="D9D9D9"/>
+              <w:bottom w:val="single" w:sz="4" w:color="D9D9D9"/>
+              <w:right w:val="single" w:sz="4" w:color="D9D9D9"/>
+            </w:tcBorders>
+          </w:tcPr>
+          <w:p>
+            <w:pPr>
+              <w:keepNext w:val="false"/>
+              <w:spacing w:after="30" w:line="276"/>
             </w:pPr>
             <w:r>
               <w:rPr>
                 <w:rFonts w:ascii="Times New Roman" w:cs="Times New Roman" w:eastAsia="Times New Roman" w:hAnsi="Times New Roman"/>
                 <w:b w:val="false"/>
                 <w:bCs w:val="false"/>
-                <w:sz w:val="20"/>
+                <w:color w:val="262F37"/>
+                <w:sz w:val="19"/>
                 <w:szCs w:val="20"/>
               </w:rPr>
               <w:t xml:space="preserve">5</w:t>
@@ -1095,11 +1306,17 @@
               <w:right w:type="dxa" w:w="100"/>
             </w:tcMar>
             <w:vAlign w:val="center"/>
-          </w:tcPr>
-          <w:p>
-            <w:pPr>
-              <w:keepNext w:val="false"/>
-              <w:spacing w:after="0" w:line="276"/>
+            <w:tcBorders>
+              <w:top w:val="single" w:sz="4" w:color="D9D9D9"/>
+              <w:left w:val="single" w:sz="4" w:color="D9D9D9"/>
+              <w:bottom w:val="single" w:sz="4" w:color="D9D9D9"/>
+              <w:right w:val="single" w:sz="4" w:color="D9D9D9"/>
+            </w:tcBorders>
+          </w:tcPr>
+          <w:p>
+            <w:pPr>
+              <w:keepNext w:val="false"/>
+              <w:spacing w:after="30" w:line="276"/>
             </w:pPr>
           </w:p>
         </w:tc>
@@ -1113,11 +1330,17 @@
               <w:right w:type="dxa" w:w="100"/>
             </w:tcMar>
             <w:vAlign w:val="center"/>
-          </w:tcPr>
-          <w:p>
-            <w:pPr>
-              <w:keepNext w:val="false"/>
-              <w:spacing w:after="0" w:line="276"/>
+            <w:tcBorders>
+              <w:top w:val="single" w:sz="4" w:color="D9D9D9"/>
+              <w:left w:val="single" w:sz="4" w:color="D9D9D9"/>
+              <w:bottom w:val="single" w:sz="4" w:color="D9D9D9"/>
+              <w:right w:val="single" w:sz="4" w:color="D9D9D9"/>
+            </w:tcBorders>
+          </w:tcPr>
+          <w:p>
+            <w:pPr>
+              <w:keepNext w:val="false"/>
+              <w:spacing w:after="30" w:line="276"/>
             </w:pPr>
           </w:p>
         </w:tc>
@@ -1131,11 +1354,17 @@
               <w:right w:type="dxa" w:w="100"/>
             </w:tcMar>
             <w:vAlign w:val="center"/>
-          </w:tcPr>
-          <w:p>
-            <w:pPr>
-              <w:keepNext w:val="false"/>
-              <w:spacing w:after="0" w:line="276"/>
+            <w:tcBorders>
+              <w:top w:val="single" w:sz="4" w:color="D9D9D9"/>
+              <w:left w:val="single" w:sz="4" w:color="D9D9D9"/>
+              <w:bottom w:val="single" w:sz="4" w:color="D9D9D9"/>
+              <w:right w:val="single" w:sz="4" w:color="D9D9D9"/>
+            </w:tcBorders>
+          </w:tcPr>
+          <w:p>
+            <w:pPr>
+              <w:keepNext w:val="false"/>
+              <w:spacing w:after="30" w:line="276"/>
             </w:pPr>
           </w:p>
         </w:tc>
@@ -1149,11 +1378,17 @@
               <w:right w:type="dxa" w:w="100"/>
             </w:tcMar>
             <w:vAlign w:val="center"/>
-          </w:tcPr>
-          <w:p>
-            <w:pPr>
-              <w:keepNext w:val="false"/>
-              <w:spacing w:after="0" w:line="276"/>
+            <w:tcBorders>
+              <w:top w:val="single" w:sz="4" w:color="D9D9D9"/>
+              <w:left w:val="single" w:sz="4" w:color="D9D9D9"/>
+              <w:bottom w:val="single" w:sz="4" w:color="D9D9D9"/>
+              <w:right w:val="single" w:sz="4" w:color="D9D9D9"/>
+            </w:tcBorders>
+          </w:tcPr>
+          <w:p>
+            <w:pPr>
+              <w:keepNext w:val="false"/>
+              <w:spacing w:after="30" w:line="276"/>
             </w:pPr>
           </w:p>
         </w:tc>
@@ -1167,11 +1402,17 @@
               <w:right w:type="dxa" w:w="100"/>
             </w:tcMar>
             <w:vAlign w:val="center"/>
-          </w:tcPr>
-          <w:p>
-            <w:pPr>
-              <w:keepNext w:val="false"/>
-              <w:spacing w:after="0" w:line="276"/>
+            <w:tcBorders>
+              <w:top w:val="single" w:sz="4" w:color="D9D9D9"/>
+              <w:left w:val="single" w:sz="4" w:color="D9D9D9"/>
+              <w:bottom w:val="single" w:sz="4" w:color="D9D9D9"/>
+              <w:right w:val="single" w:sz="4" w:color="D9D9D9"/>
+            </w:tcBorders>
+          </w:tcPr>
+          <w:p>
+            <w:pPr>
+              <w:keepNext w:val="false"/>
+              <w:spacing w:after="30" w:line="276"/>
             </w:pPr>
           </w:p>
         </w:tc>
@@ -1179,11 +1420,12 @@
     </w:tbl>
     <w:p>
       <w:pPr>
-        <w:spacing w:after="70" w:line="276"/>
-      </w:pPr>
-      <w:r>
-        <w:rPr>
-          <w:rFonts w:ascii="Times New Roman" w:cs="Times New Roman" w:eastAsia="Times New Roman" w:hAnsi="Times New Roman"/>
+        <w:spacing w:after="60" w:line="276"/>
+      </w:pPr>
+      <w:r>
+        <w:rPr>
+          <w:rFonts w:ascii="Times New Roman" w:cs="Times New Roman" w:eastAsia="Times New Roman" w:hAnsi="Times New Roman"/>
+          <w:color w:val="262F37"/>
           <w:sz w:val="21"/>
           <w:szCs w:val="21"/>
         </w:rPr>
@@ -1196,7 +1438,7 @@
           <w:bCs/>
           <w:i w:val="false"/>
           <w:iCs w:val="false"/>
-          <w:color w:val="000000"/>
+          <w:color w:val="262F37"/>
           <w:sz w:val="21"/>
           <w:szCs w:val="21"/>
         </w:rPr>
@@ -1205,6 +1447,7 @@
       <w:r>
         <w:rPr>
           <w:rFonts w:ascii="Times New Roman" w:cs="Times New Roman" w:eastAsia="Times New Roman" w:hAnsi="Times New Roman"/>
+          <w:color w:val="262F37"/>
           <w:sz w:val="21"/>
           <w:szCs w:val="21"/>
         </w:rPr>
@@ -1213,11 +1456,12 @@
     </w:p>
     <w:p>
       <w:pPr>
-        <w:spacing w:after="70" w:line="276"/>
-      </w:pPr>
-      <w:r>
-        <w:rPr>
-          <w:rFonts w:ascii="Times New Roman" w:cs="Times New Roman" w:eastAsia="Times New Roman" w:hAnsi="Times New Roman"/>
+        <w:spacing w:after="60" w:line="276"/>
+      </w:pPr>
+      <w:r>
+        <w:rPr>
+          <w:rFonts w:ascii="Times New Roman" w:cs="Times New Roman" w:eastAsia="Times New Roman" w:hAnsi="Times New Roman"/>
+          <w:color w:val="262F37"/>
           <w:sz w:val="21"/>
           <w:szCs w:val="21"/>
         </w:rPr>
@@ -1230,7 +1474,7 @@
           <w:bCs/>
           <w:i w:val="false"/>
           <w:iCs w:val="false"/>
-          <w:color w:val="000000"/>
+          <w:color w:val="262F37"/>
           <w:sz w:val="21"/>
           <w:szCs w:val="21"/>
         </w:rPr>
@@ -1239,6 +1483,7 @@
       <w:r>
         <w:rPr>
           <w:rFonts w:ascii="Times New Roman" w:cs="Times New Roman" w:eastAsia="Times New Roman" w:hAnsi="Times New Roman"/>
+          <w:color w:val="262F37"/>
           <w:sz w:val="21"/>
           <w:szCs w:val="21"/>
         </w:rPr>
@@ -1251,7 +1496,7 @@
           <w:bCs/>
           <w:i w:val="false"/>
           <w:iCs w:val="false"/>
-          <w:color w:val="000000"/>
+          <w:color w:val="262F37"/>
           <w:sz w:val="21"/>
           <w:szCs w:val="21"/>
         </w:rPr>
@@ -1260,6 +1505,7 @@
       <w:r>
         <w:rPr>
           <w:rFonts w:ascii="Times New Roman" w:cs="Times New Roman" w:eastAsia="Times New Roman" w:hAnsi="Times New Roman"/>
+          <w:color w:val="262F37"/>
           <w:sz w:val="21"/>
           <w:szCs w:val="21"/>
         </w:rPr>
@@ -1268,13 +1514,14 @@
     </w:p>
     <w:p>
       <w:pPr>
-        <w:spacing w:after="70" w:line="276"/>
+        <w:spacing w:after="60" w:line="276"/>
       </w:pPr>
       <w:r>
         <w:rPr>
           <w:rFonts w:ascii="Times New Roman" w:cs="Times New Roman" w:eastAsia="Times New Roman" w:hAnsi="Times New Roman"/>
           <w:b/>
           <w:bCs/>
+          <w:color w:val="262F37"/>
           <w:sz w:val="21"/>
           <w:szCs w:val="21"/>
         </w:rPr>
@@ -1287,7 +1534,7 @@
           <w:bCs/>
           <w:i w:val="false"/>
           <w:iCs w:val="false"/>
-          <w:color w:val="000000"/>
+          <w:color w:val="262F37"/>
           <w:sz w:val="21"/>
           <w:szCs w:val="21"/>
         </w:rPr>
@@ -1298,6 +1545,7 @@
           <w:rFonts w:ascii="Times New Roman" w:cs="Times New Roman" w:eastAsia="Times New Roman" w:hAnsi="Times New Roman"/>
           <w:b/>
           <w:bCs/>
+          <w:color w:val="262F37"/>
           <w:sz w:val="21"/>
           <w:szCs w:val="21"/>
         </w:rPr>
@@ -1307,13 +1555,14 @@
     <w:p>
       <w:pPr>
         <w:keepNext/>
-        <w:spacing w:after="100" w:line="276"/>
+        <w:spacing w:after="60" w:line="276"/>
       </w:pPr>
       <w:r>
         <w:rPr>
           <w:rFonts w:ascii="Times New Roman" w:cs="Times New Roman" w:eastAsia="Times New Roman" w:hAnsi="Times New Roman"/>
           <w:b/>
           <w:bCs/>
+          <w:color w:val="262F37"/>
           <w:sz w:val="21"/>
           <w:szCs w:val="21"/>
         </w:rPr>
@@ -1322,11 +1571,12 @@
     </w:p>
     <w:p>
       <w:pPr>
-        <w:spacing w:after="70" w:line="276"/>
-      </w:pPr>
-      <w:r>
-        <w:rPr>
-          <w:rFonts w:ascii="Times New Roman" w:cs="Times New Roman" w:eastAsia="Times New Roman" w:hAnsi="Times New Roman"/>
+        <w:spacing w:after="60" w:line="276"/>
+      </w:pPr>
+      <w:r>
+        <w:rPr>
+          <w:rFonts w:ascii="Times New Roman" w:cs="Times New Roman" w:eastAsia="Times New Roman" w:hAnsi="Times New Roman"/>
+          <w:color w:val="262F37"/>
           <w:sz w:val="21"/>
           <w:szCs w:val="21"/>
         </w:rPr>
@@ -1335,11 +1585,12 @@
     </w:p>
     <w:p>
       <w:pPr>
-        <w:spacing w:after="70" w:line="276"/>
-      </w:pPr>
-      <w:r>
-        <w:rPr>
-          <w:rFonts w:ascii="Times New Roman" w:cs="Times New Roman" w:eastAsia="Times New Roman" w:hAnsi="Times New Roman"/>
+        <w:spacing w:after="60" w:line="276"/>
+      </w:pPr>
+      <w:r>
+        <w:rPr>
+          <w:rFonts w:ascii="Times New Roman" w:cs="Times New Roman" w:eastAsia="Times New Roman" w:hAnsi="Times New Roman"/>
+          <w:color w:val="262F37"/>
           <w:sz w:val="21"/>
           <w:szCs w:val="21"/>
         </w:rPr>
@@ -1348,11 +1599,12 @@
     </w:p>
     <w:p>
       <w:pPr>
-        <w:spacing w:after="70" w:line="276"/>
-      </w:pPr>
-      <w:r>
-        <w:rPr>
-          <w:rFonts w:ascii="Times New Roman" w:cs="Times New Roman" w:eastAsia="Times New Roman" w:hAnsi="Times New Roman"/>
+        <w:spacing w:after="60" w:line="276"/>
+      </w:pPr>
+      <w:r>
+        <w:rPr>
+          <w:rFonts w:ascii="Times New Roman" w:cs="Times New Roman" w:eastAsia="Times New Roman" w:hAnsi="Times New Roman"/>
+          <w:color w:val="262F37"/>
           <w:sz w:val="21"/>
           <w:szCs w:val="21"/>
         </w:rPr>
@@ -1365,7 +1617,7 @@
           <w:bCs/>
           <w:i w:val="false"/>
           <w:iCs w:val="false"/>
-          <w:color w:val="000000"/>
+          <w:color w:val="262F37"/>
           <w:sz w:val="21"/>
           <w:szCs w:val="21"/>
         </w:rPr>
@@ -1374,6 +1626,7 @@
       <w:r>
         <w:rPr>
           <w:rFonts w:ascii="Times New Roman" w:cs="Times New Roman" w:eastAsia="Times New Roman" w:hAnsi="Times New Roman"/>
+          <w:color w:val="262F37"/>
           <w:sz w:val="21"/>
           <w:szCs w:val="21"/>
         </w:rPr>
@@ -1386,7 +1639,7 @@
           <w:bCs/>
           <w:i w:val="false"/>
           <w:iCs w:val="false"/>
-          <w:color w:val="000000"/>
+          <w:color w:val="262F37"/>
           <w:sz w:val="21"/>
           <w:szCs w:val="21"/>
         </w:rPr>
@@ -1395,6 +1648,7 @@
       <w:r>
         <w:rPr>
           <w:rFonts w:ascii="Times New Roman" w:cs="Times New Roman" w:eastAsia="Times New Roman" w:hAnsi="Times New Roman"/>
+          <w:color w:val="262F37"/>
           <w:sz w:val="21"/>
           <w:szCs w:val="21"/>
         </w:rPr>
@@ -1407,7 +1661,7 @@
           <w:bCs/>
           <w:i w:val="false"/>
           <w:iCs w:val="false"/>
-          <w:color w:val="000000"/>
+          <w:color w:val="262F37"/>
           <w:sz w:val="21"/>
           <w:szCs w:val="21"/>
         </w:rPr>
@@ -1416,6 +1670,7 @@
       <w:r>
         <w:rPr>
           <w:rFonts w:ascii="Times New Roman" w:cs="Times New Roman" w:eastAsia="Times New Roman" w:hAnsi="Times New Roman"/>
+          <w:color w:val="262F37"/>
           <w:sz w:val="21"/>
           <w:szCs w:val="21"/>
         </w:rPr>
@@ -1424,11 +1679,12 @@
     </w:p>
     <w:p>
       <w:pPr>
-        <w:spacing w:after="70" w:line="276"/>
-      </w:pPr>
-      <w:r>
-        <w:rPr>
-          <w:rFonts w:ascii="Times New Roman" w:cs="Times New Roman" w:eastAsia="Times New Roman" w:hAnsi="Times New Roman"/>
+        <w:spacing w:after="60" w:line="276"/>
+      </w:pPr>
+      <w:r>
+        <w:rPr>
+          <w:rFonts w:ascii="Times New Roman" w:cs="Times New Roman" w:eastAsia="Times New Roman" w:hAnsi="Times New Roman"/>
+          <w:color w:val="262F37"/>
           <w:sz w:val="21"/>
           <w:szCs w:val="21"/>
         </w:rPr>
@@ -1441,7 +1697,7 @@
           <w:bCs/>
           <w:i w:val="false"/>
           <w:iCs w:val="false"/>
-          <w:color w:val="000000"/>
+          <w:color w:val="262F37"/>
           <w:sz w:val="21"/>
           <w:szCs w:val="21"/>
         </w:rPr>
@@ -1450,6 +1706,7 @@
       <w:r>
         <w:rPr>
           <w:rFonts w:ascii="Times New Roman" w:cs="Times New Roman" w:eastAsia="Times New Roman" w:hAnsi="Times New Roman"/>
+          <w:color w:val="262F37"/>
           <w:sz w:val="21"/>
           <w:szCs w:val="21"/>
         </w:rPr>
@@ -1458,13 +1715,13 @@
     </w:p>
     <w:p>
       <w:pPr>
-        <w:spacing w:after="120" w:line="276"/>
-      </w:pPr>
-      <w:r>
-        <w:rPr>
-          <w:rFonts w:ascii="Times New Roman" w:cs="Times New Roman" w:eastAsia="Times New Roman" w:hAnsi="Times New Roman"/>
-          <w:color w:val="595959"/>
-          <w:sz w:val="19"/>
+        <w:spacing w:after="60" w:line="276"/>
+      </w:pPr>
+      <w:r>
+        <w:rPr>
+          <w:rFonts w:ascii="Times New Roman" w:cs="Times New Roman" w:eastAsia="Times New Roman" w:hAnsi="Times New Roman"/>
+          <w:color w:val="262F37"/>
+          <w:sz w:val="21"/>
           <w:szCs w:val="19"/>
         </w:rPr>
         <w:t xml:space="preserve">Объёмы сверьте с журналом 06-zhurnal-obemov.xlsx. Отдельные замечания и спорные объёмы перенесите в 07-reestr-zamechaniy.xlsx.</w:t>
@@ -1473,14 +1730,15 @@
     <w:p>
       <w:pPr>
         <w:keepNext/>
-        <w:spacing w:after="100" w:line="276"/>
+        <w:spacing w:after="80" w:line="276" w:before="160"/>
       </w:pPr>
       <w:r>
         <w:rPr>
           <w:rFonts w:ascii="Times New Roman" w:cs="Times New Roman" w:eastAsia="Times New Roman" w:hAnsi="Times New Roman"/>
           <w:b/>
           <w:bCs/>
-          <w:sz w:val="21"/>
+          <w:color w:val="8E6F32"/>
+          <w:sz w:val="24"/>
           <w:szCs w:val="21"/>
         </w:rPr>
         <w:t xml:space="preserve">Подписи сторон</w:t>
@@ -1511,26 +1769,33 @@
         <w:tc>
           <w:tcPr>
             <w:tcW w:type="dxa" w:w="4680"/>
-            <w:shd w:fill="EDEDED" w:val="clear"/>
-            <w:tcMar>
-              <w:top w:type="dxa" w:w="60"/>
-              <w:left w:type="dxa" w:w="100"/>
-              <w:bottom w:type="dxa" w:w="60"/>
-              <w:right w:type="dxa" w:w="100"/>
-            </w:tcMar>
-            <w:vAlign w:val="center"/>
+            <w:shd w:fill="F2EFE9" w:val="clear"/>
+            <w:tcMar>
+              <w:top w:type="dxa" w:w="60"/>
+              <w:left w:type="dxa" w:w="100"/>
+              <w:bottom w:type="dxa" w:w="60"/>
+              <w:right w:type="dxa" w:w="100"/>
+            </w:tcMar>
+            <w:vAlign w:val="center"/>
+            <w:tcBorders>
+              <w:top w:val="single" w:sz="4" w:color="D9D9D9"/>
+              <w:left w:val="single" w:sz="4" w:color="D9D9D9"/>
+              <w:bottom w:val="single" w:sz="4" w:color="D9D9D9"/>
+              <w:right w:val="single" w:sz="4" w:color="D9D9D9"/>
+            </w:tcBorders>
           </w:tcPr>
           <w:p>
             <w:pPr>
               <w:keepNext/>
-              <w:spacing w:after="0" w:line="276"/>
+              <w:spacing w:after="30" w:line="276"/>
             </w:pPr>
             <w:r>
               <w:rPr>
                 <w:rFonts w:ascii="Times New Roman" w:cs="Times New Roman" w:eastAsia="Times New Roman" w:hAnsi="Times New Roman"/>
                 <w:b/>
                 <w:bCs/>
-                <w:sz w:val="20"/>
+                <w:color w:val="262F37"/>
+                <w:sz w:val="19"/>
                 <w:szCs w:val="20"/>
               </w:rPr>
               <w:t xml:space="preserve">Подрядчик</w:t>
@@ -1540,26 +1805,33 @@
         <w:tc>
           <w:tcPr>
             <w:tcW w:type="dxa" w:w="4680"/>
-            <w:shd w:fill="EDEDED" w:val="clear"/>
-            <w:tcMar>
-              <w:top w:type="dxa" w:w="60"/>
-              <w:left w:type="dxa" w:w="100"/>
-              <w:bottom w:type="dxa" w:w="60"/>
-              <w:right w:type="dxa" w:w="100"/>
-            </w:tcMar>
-            <w:vAlign w:val="center"/>
+            <w:shd w:fill="F2EFE9" w:val="clear"/>
+            <w:tcMar>
+              <w:top w:type="dxa" w:w="60"/>
+              <w:left w:type="dxa" w:w="100"/>
+              <w:bottom w:type="dxa" w:w="60"/>
+              <w:right w:type="dxa" w:w="100"/>
+            </w:tcMar>
+            <w:vAlign w:val="center"/>
+            <w:tcBorders>
+              <w:top w:val="single" w:sz="4" w:color="D9D9D9"/>
+              <w:left w:val="single" w:sz="4" w:color="D9D9D9"/>
+              <w:bottom w:val="single" w:sz="4" w:color="D9D9D9"/>
+              <w:right w:val="single" w:sz="4" w:color="D9D9D9"/>
+            </w:tcBorders>
           </w:tcPr>
           <w:p>
             <w:pPr>
               <w:keepNext/>
-              <w:spacing w:after="0" w:line="276"/>
+              <w:spacing w:after="30" w:line="276"/>
             </w:pPr>
             <w:r>
               <w:rPr>
                 <w:rFonts w:ascii="Times New Roman" w:cs="Times New Roman" w:eastAsia="Times New Roman" w:hAnsi="Times New Roman"/>
                 <w:b/>
                 <w:bCs/>
-                <w:sz w:val="20"/>
+                <w:color w:val="262F37"/>
+                <w:sz w:val="19"/>
                 <w:szCs w:val="20"/>
               </w:rPr>
               <w:t xml:space="preserve">Заказчик</w:t>
@@ -1582,18 +1854,26 @@
               <w:right w:type="dxa" w:w="100"/>
             </w:tcMar>
             <w:vAlign w:val="center"/>
+            <w:tcBorders>
+              <w:top w:val="single" w:sz="4" w:color="D9D9D9"/>
+              <w:left w:val="single" w:sz="4" w:color="D9D9D9"/>
+              <w:bottom w:val="single" w:sz="4" w:color="D9D9D9"/>
+              <w:right w:val="single" w:sz="4" w:color="D9D9D9"/>
+            </w:tcBorders>
+            <w:shd w:fill="F2EFE9"/>
           </w:tcPr>
           <w:p>
             <w:pPr>
               <w:keepNext/>
-              <w:spacing w:after="0" w:line="276"/>
+              <w:spacing w:after="30" w:line="276"/>
             </w:pPr>
             <w:r>
               <w:rPr>
                 <w:rFonts w:ascii="Times New Roman" w:cs="Times New Roman" w:eastAsia="Times New Roman" w:hAnsi="Times New Roman"/>
                 <w:b w:val="false"/>
                 <w:bCs w:val="false"/>
-                <w:sz w:val="20"/>
+                <w:color w:val="262F37"/>
+                <w:sz w:val="19"/>
                 <w:szCs w:val="20"/>
               </w:rPr>
               <w:t xml:space="preserve">Должность </w:t>
@@ -1605,8 +1885,8 @@
                 <w:bCs/>
                 <w:i w:val="false"/>
                 <w:iCs w:val="false"/>
-                <w:color w:val="000000"/>
-                <w:sz w:val="20"/>
+                <w:color w:val="262F37"/>
+                <w:sz w:val="19"/>
                 <w:szCs w:val="20"/>
               </w:rPr>
               <w:t xml:space="preserve">{{ДОЛЖНОСТЬ_ПОДРЯДЧИКА}}</w:t>
@@ -1623,18 +1903,25 @@
               <w:right w:type="dxa" w:w="100"/>
             </w:tcMar>
             <w:vAlign w:val="center"/>
+            <w:tcBorders>
+              <w:top w:val="single" w:sz="4" w:color="D9D9D9"/>
+              <w:left w:val="single" w:sz="4" w:color="D9D9D9"/>
+              <w:bottom w:val="single" w:sz="4" w:color="D9D9D9"/>
+              <w:right w:val="single" w:sz="4" w:color="D9D9D9"/>
+            </w:tcBorders>
           </w:tcPr>
           <w:p>
             <w:pPr>
               <w:keepNext/>
-              <w:spacing w:after="0" w:line="276"/>
+              <w:spacing w:after="30" w:line="276"/>
             </w:pPr>
             <w:r>
               <w:rPr>
                 <w:rFonts w:ascii="Times New Roman" w:cs="Times New Roman" w:eastAsia="Times New Roman" w:hAnsi="Times New Roman"/>
                 <w:b w:val="false"/>
                 <w:bCs w:val="false"/>
-                <w:sz w:val="20"/>
+                <w:color w:val="262F37"/>
+                <w:sz w:val="19"/>
                 <w:szCs w:val="20"/>
               </w:rPr>
               <w:t xml:space="preserve">Должность </w:t>
@@ -1646,8 +1933,8 @@
                 <w:bCs/>
                 <w:i w:val="false"/>
                 <w:iCs w:val="false"/>
-                <w:color w:val="000000"/>
-                <w:sz w:val="20"/>
+                <w:color w:val="262F37"/>
+                <w:sz w:val="19"/>
                 <w:szCs w:val="20"/>
               </w:rPr>
               <w:t xml:space="preserve">{{ДОЛЖНОСТЬ_ЗАКАЗЧИКА}}</w:t>
@@ -1670,18 +1957,26 @@
               <w:right w:type="dxa" w:w="100"/>
             </w:tcMar>
             <w:vAlign w:val="center"/>
+            <w:tcBorders>
+              <w:top w:val="single" w:sz="4" w:color="D9D9D9"/>
+              <w:left w:val="single" w:sz="4" w:color="D9D9D9"/>
+              <w:bottom w:val="single" w:sz="4" w:color="D9D9D9"/>
+              <w:right w:val="single" w:sz="4" w:color="D9D9D9"/>
+            </w:tcBorders>
+            <w:shd w:fill="F2EFE9"/>
           </w:tcPr>
           <w:p>
             <w:pPr>
               <w:keepNext/>
-              <w:spacing w:after="0" w:line="276"/>
+              <w:spacing w:after="30" w:line="276"/>
             </w:pPr>
             <w:r>
               <w:rPr>
                 <w:rFonts w:ascii="Times New Roman" w:cs="Times New Roman" w:eastAsia="Times New Roman" w:hAnsi="Times New Roman"/>
                 <w:b w:val="false"/>
                 <w:bCs w:val="false"/>
-                <w:sz w:val="20"/>
+                <w:color w:val="262F37"/>
+                <w:sz w:val="19"/>
                 <w:szCs w:val="20"/>
               </w:rPr>
               <w:t xml:space="preserve">Основание полномочий </w:t>
@@ -1693,8 +1988,8 @@
                 <w:bCs/>
                 <w:i w:val="false"/>
                 <w:iCs w:val="false"/>
-                <w:color w:val="000000"/>
-                <w:sz w:val="20"/>
+                <w:color w:val="262F37"/>
+                <w:sz w:val="19"/>
                 <w:szCs w:val="20"/>
               </w:rPr>
               <w:t xml:space="preserve">{{ПОЛНОМОЧИЯ_ПОДРЯДЧИКА}}</w:t>
@@ -1711,18 +2006,25 @@
               <w:right w:type="dxa" w:w="100"/>
             </w:tcMar>
             <w:vAlign w:val="center"/>
+            <w:tcBorders>
+              <w:top w:val="single" w:sz="4" w:color="D9D9D9"/>
+              <w:left w:val="single" w:sz="4" w:color="D9D9D9"/>
+              <w:bottom w:val="single" w:sz="4" w:color="D9D9D9"/>
+              <w:right w:val="single" w:sz="4" w:color="D9D9D9"/>
+            </w:tcBorders>
           </w:tcPr>
           <w:p>
             <w:pPr>
               <w:keepNext/>
-              <w:spacing w:after="0" w:line="276"/>
+              <w:spacing w:after="30" w:line="276"/>
             </w:pPr>
             <w:r>
               <w:rPr>
                 <w:rFonts w:ascii="Times New Roman" w:cs="Times New Roman" w:eastAsia="Times New Roman" w:hAnsi="Times New Roman"/>
                 <w:b w:val="false"/>
                 <w:bCs w:val="false"/>
-                <w:sz w:val="20"/>
+                <w:color w:val="262F37"/>
+                <w:sz w:val="19"/>
                 <w:szCs w:val="20"/>
               </w:rPr>
               <w:t xml:space="preserve">Основание полномочий </w:t>
@@ -1734,8 +2036,8 @@
                 <w:bCs/>
                 <w:i w:val="false"/>
                 <w:iCs w:val="false"/>
-                <w:color w:val="000000"/>
-                <w:sz w:val="20"/>
+                <w:color w:val="262F37"/>
+                <w:sz w:val="19"/>
                 <w:szCs w:val="20"/>
               </w:rPr>
               <w:t xml:space="preserve">{{ПОЛНОМОЧИЯ_ЗАКАЗЧИКА}}</w:t>
@@ -1758,18 +2060,26 @@
               <w:right w:type="dxa" w:w="100"/>
             </w:tcMar>
             <w:vAlign w:val="center"/>
+            <w:tcBorders>
+              <w:top w:val="single" w:sz="4" w:color="D9D9D9"/>
+              <w:left w:val="single" w:sz="4" w:color="D9D9D9"/>
+              <w:bottom w:val="single" w:sz="4" w:color="D9D9D9"/>
+              <w:right w:val="single" w:sz="4" w:color="D9D9D9"/>
+            </w:tcBorders>
+            <w:shd w:fill="F2EFE9"/>
           </w:tcPr>
           <w:p>
             <w:pPr>
               <w:keepNext/>
-              <w:spacing w:after="0" w:line="276"/>
+              <w:spacing w:after="30" w:line="276"/>
             </w:pPr>
             <w:r>
               <w:rPr>
                 <w:rFonts w:ascii="Times New Roman" w:cs="Times New Roman" w:eastAsia="Times New Roman" w:hAnsi="Times New Roman"/>
                 <w:b w:val="false"/>
                 <w:bCs w:val="false"/>
-                <w:sz w:val="20"/>
+                <w:color w:val="262F37"/>
+                <w:sz w:val="19"/>
                 <w:szCs w:val="20"/>
               </w:rPr>
               <w:t xml:space="preserve">Подпись ____________________</w:t>
@@ -1786,18 +2096,25 @@
               <w:right w:type="dxa" w:w="100"/>
             </w:tcMar>
             <w:vAlign w:val="center"/>
+            <w:tcBorders>
+              <w:top w:val="single" w:sz="4" w:color="D9D9D9"/>
+              <w:left w:val="single" w:sz="4" w:color="D9D9D9"/>
+              <w:bottom w:val="single" w:sz="4" w:color="D9D9D9"/>
+              <w:right w:val="single" w:sz="4" w:color="D9D9D9"/>
+            </w:tcBorders>
           </w:tcPr>
           <w:p>
             <w:pPr>
               <w:keepNext/>
-              <w:spacing w:after="0" w:line="276"/>
+              <w:spacing w:after="30" w:line="276"/>
             </w:pPr>
             <w:r>
               <w:rPr>
                 <w:rFonts w:ascii="Times New Roman" w:cs="Times New Roman" w:eastAsia="Times New Roman" w:hAnsi="Times New Roman"/>
                 <w:b w:val="false"/>
                 <w:bCs w:val="false"/>
-                <w:sz w:val="20"/>
+                <w:color w:val="262F37"/>
+                <w:sz w:val="19"/>
                 <w:szCs w:val="20"/>
               </w:rPr>
               <w:t xml:space="preserve">Подпись ____________________</w:t>
@@ -1820,18 +2137,26 @@
               <w:right w:type="dxa" w:w="100"/>
             </w:tcMar>
             <w:vAlign w:val="center"/>
+            <w:tcBorders>
+              <w:top w:val="single" w:sz="4" w:color="D9D9D9"/>
+              <w:left w:val="single" w:sz="4" w:color="D9D9D9"/>
+              <w:bottom w:val="single" w:sz="4" w:color="D9D9D9"/>
+              <w:right w:val="single" w:sz="4" w:color="D9D9D9"/>
+            </w:tcBorders>
+            <w:shd w:fill="F2EFE9"/>
           </w:tcPr>
           <w:p>
             <w:pPr>
               <w:keepNext/>
-              <w:spacing w:after="0" w:line="276"/>
+              <w:spacing w:after="30" w:line="276"/>
             </w:pPr>
             <w:r>
               <w:rPr>
                 <w:rFonts w:ascii="Times New Roman" w:cs="Times New Roman" w:eastAsia="Times New Roman" w:hAnsi="Times New Roman"/>
                 <w:b w:val="false"/>
                 <w:bCs w:val="false"/>
-                <w:sz w:val="20"/>
+                <w:color w:val="262F37"/>
+                <w:sz w:val="19"/>
                 <w:szCs w:val="20"/>
               </w:rPr>
               <w:t xml:space="preserve">Расшифровка </w:t>
@@ -1843,8 +2168,8 @@
                 <w:bCs/>
                 <w:i w:val="false"/>
                 <w:iCs w:val="false"/>
-                <w:color w:val="000000"/>
-                <w:sz w:val="20"/>
+                <w:color w:val="262F37"/>
+                <w:sz w:val="19"/>
                 <w:szCs w:val="20"/>
               </w:rPr>
               <w:t xml:space="preserve">{{ФИО_ПОДРЯДЧИКА}}</w:t>
@@ -1861,18 +2186,25 @@
               <w:right w:type="dxa" w:w="100"/>
             </w:tcMar>
             <w:vAlign w:val="center"/>
+            <w:tcBorders>
+              <w:top w:val="single" w:sz="4" w:color="D9D9D9"/>
+              <w:left w:val="single" w:sz="4" w:color="D9D9D9"/>
+              <w:bottom w:val="single" w:sz="4" w:color="D9D9D9"/>
+              <w:right w:val="single" w:sz="4" w:color="D9D9D9"/>
+            </w:tcBorders>
           </w:tcPr>
           <w:p>
             <w:pPr>
               <w:keepNext/>
-              <w:spacing w:after="0" w:line="276"/>
+              <w:spacing w:after="30" w:line="276"/>
             </w:pPr>
             <w:r>
               <w:rPr>
                 <w:rFonts w:ascii="Times New Roman" w:cs="Times New Roman" w:eastAsia="Times New Roman" w:hAnsi="Times New Roman"/>
                 <w:b w:val="false"/>
                 <w:bCs w:val="false"/>
-                <w:sz w:val="20"/>
+                <w:color w:val="262F37"/>
+                <w:sz w:val="19"/>
                 <w:szCs w:val="20"/>
               </w:rPr>
               <w:t xml:space="preserve">Расшифровка </w:t>
@@ -1884,8 +2216,8 @@
                 <w:bCs/>
                 <w:i w:val="false"/>
                 <w:iCs w:val="false"/>
-                <w:color w:val="000000"/>
-                <w:sz w:val="20"/>
+                <w:color w:val="262F37"/>
+                <w:sz w:val="19"/>
                 <w:szCs w:val="20"/>
               </w:rPr>
               <w:t xml:space="preserve">{{ФИО_ЗАКАЗЧИКА}}</w:t>
@@ -1908,18 +2240,26 @@
               <w:right w:type="dxa" w:w="100"/>
             </w:tcMar>
             <w:vAlign w:val="center"/>
-          </w:tcPr>
-          <w:p>
-            <w:pPr>
-              <w:keepNext w:val="false"/>
-              <w:spacing w:after="0" w:line="276"/>
+            <w:tcBorders>
+              <w:top w:val="single" w:sz="4" w:color="D9D9D9"/>
+              <w:left w:val="single" w:sz="4" w:color="D9D9D9"/>
+              <w:bottom w:val="single" w:sz="4" w:color="D9D9D9"/>
+              <w:right w:val="single" w:sz="4" w:color="D9D9D9"/>
+            </w:tcBorders>
+            <w:shd w:fill="F2EFE9"/>
+          </w:tcPr>
+          <w:p>
+            <w:pPr>
+              <w:keepNext w:val="false"/>
+              <w:spacing w:after="30" w:line="276"/>
             </w:pPr>
             <w:r>
               <w:rPr>
                 <w:rFonts w:ascii="Times New Roman" w:cs="Times New Roman" w:eastAsia="Times New Roman" w:hAnsi="Times New Roman"/>
                 <w:b w:val="false"/>
                 <w:bCs w:val="false"/>
-                <w:sz w:val="20"/>
+                <w:color w:val="262F37"/>
+                <w:sz w:val="19"/>
                 <w:szCs w:val="20"/>
               </w:rPr>
               <w:t xml:space="preserve">Дата подписи </w:t>
@@ -1931,8 +2271,8 @@
                 <w:bCs/>
                 <w:i w:val="false"/>
                 <w:iCs w:val="false"/>
-                <w:color w:val="000000"/>
-                <w:sz w:val="20"/>
+                <w:color w:val="262F37"/>
+                <w:sz w:val="19"/>
                 <w:szCs w:val="20"/>
               </w:rPr>
               <w:t xml:space="preserve">{{ДАТА_ПОДПИСИ_ПОДРЯДЧИКА}}</w:t>
@@ -1949,18 +2289,25 @@
               <w:right w:type="dxa" w:w="100"/>
             </w:tcMar>
             <w:vAlign w:val="center"/>
-          </w:tcPr>
-          <w:p>
-            <w:pPr>
-              <w:keepNext w:val="false"/>
-              <w:spacing w:after="0" w:line="276"/>
+            <w:tcBorders>
+              <w:top w:val="single" w:sz="4" w:color="D9D9D9"/>
+              <w:left w:val="single" w:sz="4" w:color="D9D9D9"/>
+              <w:bottom w:val="single" w:sz="4" w:color="D9D9D9"/>
+              <w:right w:val="single" w:sz="4" w:color="D9D9D9"/>
+            </w:tcBorders>
+          </w:tcPr>
+          <w:p>
+            <w:pPr>
+              <w:keepNext w:val="false"/>
+              <w:spacing w:after="30" w:line="276"/>
             </w:pPr>
             <w:r>
               <w:rPr>
                 <w:rFonts w:ascii="Times New Roman" w:cs="Times New Roman" w:eastAsia="Times New Roman" w:hAnsi="Times New Roman"/>
                 <w:b w:val="false"/>
                 <w:bCs w:val="false"/>
-                <w:sz w:val="20"/>
+                <w:color w:val="262F37"/>
+                <w:sz w:val="19"/>
                 <w:szCs w:val="20"/>
               </w:rPr>
               <w:t xml:space="preserve">Дата подписи </w:t>
@@ -1972,8 +2319,8 @@
                 <w:bCs/>
                 <w:i w:val="false"/>
                 <w:iCs w:val="false"/>
-                <w:color w:val="000000"/>
-                <w:sz w:val="20"/>
+                <w:color w:val="262F37"/>
+                <w:sz w:val="19"/>
                 <w:szCs w:val="20"/>
               </w:rPr>
               <w:t xml:space="preserve">{{ДАТА_ПОДПИСИ_ЗАКАЗЧИКА}}</w:t>
@@ -1984,7 +2331,7 @@
     </w:tbl>
     <w:sectPr>
       <w:pgSz w:w="11906" w:h="16838" w:orient="portrait"/>
-      <w:pgMar w:top="1133" w:right="850" w:bottom="1133" w:left="1417" w:header="708" w:footer="708" w:gutter="0"/>
+      <w:pgMar w:top="964" w:right="1020" w:bottom="964" w:left="1020" w:header="708" w:footer="708" w:gutter="0"/>
       <w:pgNumType/>
       <w:docGrid w:linePitch="360"/>
     </w:sectPr>
@@ -2194,8 +2541,14 @@
     <w:basedOn w:val="Normal"/>
     <w:next w:val="Normal"/>
     <w:qFormat/>
+    <w:pPr>
+      <w:spacing w:after="180"/>
+    </w:pPr>
     <w:rPr>
-      <w:sz w:val="56"/>
+      <w:rFonts w:ascii="Times New Roman" w:hAnsi="Times New Roman"/>
+      <w:b/>
+      <w:color w:val="000000"/>
+      <w:sz w:val="34"/>
       <w:szCs w:val="56"/>
     </w:rPr>
   </w:style>

--- a/products-storage/01-zakrytie-rabot/03-akt-vypolnennyh-rabot.docx
+++ b/products-storage/01-zakrytie-rabot/03-akt-vypolnennyh-rabot.docx
@@ -10,10 +10,10 @@
       </w:pPr>
       <w:r>
         <w:rPr>
-          <w:rFonts w:ascii="Times New Roman" w:cs="Times New Roman" w:eastAsia="Times New Roman" w:hAnsi="Times New Roman"/>
+          <w:rFonts w:ascii="Arial" w:cs="Times New Roman" w:eastAsia="Times New Roman" w:hAnsi="Arial"/>
           <w:b/>
           <w:bCs/>
-          <w:color w:val="000000"/>
+          <w:color w:val="AE8031"/>
           <w:sz w:val="34"/>
           <w:szCs w:val="30"/>
         </w:rPr>
@@ -26,7 +26,7 @@
       </w:pPr>
       <w:r>
         <w:rPr>
-          <w:rFonts w:ascii="Times New Roman" w:cs="Times New Roman" w:eastAsia="Times New Roman" w:hAnsi="Times New Roman"/>
+          <w:rFonts w:ascii="Arial" w:cs="Times New Roman" w:eastAsia="Times New Roman" w:hAnsi="Arial"/>
           <w:color w:val="262F37"/>
           <w:sz w:val="21"/>
           <w:szCs w:val="21"/>
@@ -35,7 +35,7 @@
       </w:r>
       <w:r>
         <w:rPr>
-          <w:rFonts w:ascii="Times New Roman" w:cs="Times New Roman" w:eastAsia="Times New Roman" w:hAnsi="Times New Roman"/>
+          <w:rFonts w:ascii="Arial" w:cs="Times New Roman" w:eastAsia="Times New Roman" w:hAnsi="Arial"/>
           <w:b/>
           <w:bCs/>
           <w:i w:val="false"/>
@@ -48,7 +48,7 @@
       </w:r>
       <w:r>
         <w:rPr>
-          <w:rFonts w:ascii="Times New Roman" w:cs="Times New Roman" w:eastAsia="Times New Roman" w:hAnsi="Times New Roman"/>
+          <w:rFonts w:ascii="Arial" w:cs="Times New Roman" w:eastAsia="Times New Roman" w:hAnsi="Arial"/>
           <w:color w:val="262F37"/>
           <w:sz w:val="21"/>
           <w:szCs w:val="21"/>
@@ -57,7 +57,7 @@
       </w:r>
       <w:r>
         <w:rPr>
-          <w:rFonts w:ascii="Times New Roman" w:cs="Times New Roman" w:eastAsia="Times New Roman" w:hAnsi="Times New Roman"/>
+          <w:rFonts w:ascii="Arial" w:cs="Times New Roman" w:eastAsia="Times New Roman" w:hAnsi="Arial"/>
           <w:b/>
           <w:bCs/>
           <w:i w:val="false"/>
@@ -75,7 +75,7 @@
       </w:pPr>
       <w:r>
         <w:rPr>
-          <w:rFonts w:ascii="Times New Roman" w:cs="Times New Roman" w:eastAsia="Times New Roman" w:hAnsi="Times New Roman"/>
+          <w:rFonts w:ascii="Arial" w:cs="Times New Roman" w:eastAsia="Times New Roman" w:hAnsi="Arial"/>
           <w:color w:val="262F37"/>
           <w:sz w:val="21"/>
           <w:szCs w:val="21"/>
@@ -84,7 +84,7 @@
       </w:r>
       <w:r>
         <w:rPr>
-          <w:rFonts w:ascii="Times New Roman" w:cs="Times New Roman" w:eastAsia="Times New Roman" w:hAnsi="Times New Roman"/>
+          <w:rFonts w:ascii="Arial" w:cs="Times New Roman" w:eastAsia="Times New Roman" w:hAnsi="Arial"/>
           <w:b/>
           <w:bCs/>
           <w:i w:val="false"/>
@@ -97,7 +97,7 @@
       </w:r>
       <w:r>
         <w:rPr>
-          <w:rFonts w:ascii="Times New Roman" w:cs="Times New Roman" w:eastAsia="Times New Roman" w:hAnsi="Times New Roman"/>
+          <w:rFonts w:ascii="Arial" w:cs="Times New Roman" w:eastAsia="Times New Roman" w:hAnsi="Arial"/>
           <w:color w:val="262F37"/>
           <w:sz w:val="21"/>
           <w:szCs w:val="21"/>
@@ -106,7 +106,7 @@
       </w:r>
       <w:r>
         <w:rPr>
-          <w:rFonts w:ascii="Times New Roman" w:cs="Times New Roman" w:eastAsia="Times New Roman" w:hAnsi="Times New Roman"/>
+          <w:rFonts w:ascii="Arial" w:cs="Times New Roman" w:eastAsia="Times New Roman" w:hAnsi="Arial"/>
           <w:b/>
           <w:bCs/>
           <w:i w:val="false"/>
@@ -124,7 +124,7 @@
       </w:pPr>
       <w:r>
         <w:rPr>
-          <w:rFonts w:ascii="Times New Roman" w:cs="Times New Roman" w:eastAsia="Times New Roman" w:hAnsi="Times New Roman"/>
+          <w:rFonts w:ascii="Arial" w:cs="Times New Roman" w:eastAsia="Times New Roman" w:hAnsi="Arial"/>
           <w:color w:val="262F37"/>
           <w:sz w:val="21"/>
           <w:szCs w:val="21"/>
@@ -133,7 +133,7 @@
       </w:r>
       <w:r>
         <w:rPr>
-          <w:rFonts w:ascii="Times New Roman" w:cs="Times New Roman" w:eastAsia="Times New Roman" w:hAnsi="Times New Roman"/>
+          <w:rFonts w:ascii="Arial" w:cs="Times New Roman" w:eastAsia="Times New Roman" w:hAnsi="Arial"/>
           <w:b/>
           <w:bCs/>
           <w:i w:val="false"/>
@@ -146,7 +146,7 @@
       </w:r>
       <w:r>
         <w:rPr>
-          <w:rFonts w:ascii="Times New Roman" w:cs="Times New Roman" w:eastAsia="Times New Roman" w:hAnsi="Times New Roman"/>
+          <w:rFonts w:ascii="Arial" w:cs="Times New Roman" w:eastAsia="Times New Roman" w:hAnsi="Arial"/>
           <w:color w:val="262F37"/>
           <w:sz w:val="21"/>
           <w:szCs w:val="21"/>
@@ -155,7 +155,7 @@
       </w:r>
       <w:r>
         <w:rPr>
-          <w:rFonts w:ascii="Times New Roman" w:cs="Times New Roman" w:eastAsia="Times New Roman" w:hAnsi="Times New Roman"/>
+          <w:rFonts w:ascii="Arial" w:cs="Times New Roman" w:eastAsia="Times New Roman" w:hAnsi="Arial"/>
           <w:b/>
           <w:bCs/>
           <w:i w:val="false"/>
@@ -173,7 +173,7 @@
       </w:pPr>
       <w:r>
         <w:rPr>
-          <w:rFonts w:ascii="Times New Roman" w:cs="Times New Roman" w:eastAsia="Times New Roman" w:hAnsi="Times New Roman"/>
+          <w:rFonts w:ascii="Arial" w:cs="Times New Roman" w:eastAsia="Times New Roman" w:hAnsi="Arial"/>
           <w:color w:val="262F37"/>
           <w:sz w:val="21"/>
           <w:szCs w:val="21"/>
@@ -182,7 +182,7 @@
       </w:r>
       <w:r>
         <w:rPr>
-          <w:rFonts w:ascii="Times New Roman" w:cs="Times New Roman" w:eastAsia="Times New Roman" w:hAnsi="Times New Roman"/>
+          <w:rFonts w:ascii="Arial" w:cs="Times New Roman" w:eastAsia="Times New Roman" w:hAnsi="Arial"/>
           <w:b/>
           <w:bCs/>
           <w:i w:val="false"/>
@@ -200,7 +200,7 @@
       </w:pPr>
       <w:r>
         <w:rPr>
-          <w:rFonts w:ascii="Times New Roman" w:cs="Times New Roman" w:eastAsia="Times New Roman" w:hAnsi="Times New Roman"/>
+          <w:rFonts w:ascii="Arial" w:cs="Times New Roman" w:eastAsia="Times New Roman" w:hAnsi="Arial"/>
           <w:color w:val="262F37"/>
           <w:sz w:val="21"/>
           <w:szCs w:val="21"/>
@@ -209,7 +209,7 @@
       </w:r>
       <w:r>
         <w:rPr>
-          <w:rFonts w:ascii="Times New Roman" w:cs="Times New Roman" w:eastAsia="Times New Roman" w:hAnsi="Times New Roman"/>
+          <w:rFonts w:ascii="Arial" w:cs="Times New Roman" w:eastAsia="Times New Roman" w:hAnsi="Arial"/>
           <w:b/>
           <w:bCs/>
           <w:i w:val="false"/>
@@ -222,7 +222,7 @@
       </w:r>
       <w:r>
         <w:rPr>
-          <w:rFonts w:ascii="Times New Roman" w:cs="Times New Roman" w:eastAsia="Times New Roman" w:hAnsi="Times New Roman"/>
+          <w:rFonts w:ascii="Arial" w:cs="Times New Roman" w:eastAsia="Times New Roman" w:hAnsi="Arial"/>
           <w:color w:val="262F37"/>
           <w:sz w:val="21"/>
           <w:szCs w:val="21"/>
@@ -231,7 +231,7 @@
       </w:r>
       <w:r>
         <w:rPr>
-          <w:rFonts w:ascii="Times New Roman" w:cs="Times New Roman" w:eastAsia="Times New Roman" w:hAnsi="Times New Roman"/>
+          <w:rFonts w:ascii="Arial" w:cs="Times New Roman" w:eastAsia="Times New Roman" w:hAnsi="Arial"/>
           <w:b/>
           <w:bCs/>
           <w:i w:val="false"/>
@@ -249,7 +249,7 @@
       </w:pPr>
       <w:r>
         <w:rPr>
-          <w:rFonts w:ascii="Times New Roman" w:cs="Times New Roman" w:eastAsia="Times New Roman" w:hAnsi="Times New Roman"/>
+          <w:rFonts w:ascii="Arial" w:cs="Times New Roman" w:eastAsia="Times New Roman" w:hAnsi="Arial"/>
           <w:color w:val="262F37"/>
           <w:sz w:val="21"/>
           <w:szCs w:val="21"/>
@@ -258,7 +258,7 @@
       </w:r>
       <w:r>
         <w:rPr>
-          <w:rFonts w:ascii="Times New Roman" w:cs="Times New Roman" w:eastAsia="Times New Roman" w:hAnsi="Times New Roman"/>
+          <w:rFonts w:ascii="Arial" w:cs="Times New Roman" w:eastAsia="Times New Roman" w:hAnsi="Arial"/>
           <w:b/>
           <w:bCs/>
           <w:i w:val="false"/>
@@ -271,7 +271,7 @@
       </w:r>
       <w:r>
         <w:rPr>
-          <w:rFonts w:ascii="Times New Roman" w:cs="Times New Roman" w:eastAsia="Times New Roman" w:hAnsi="Times New Roman"/>
+          <w:rFonts w:ascii="Arial" w:cs="Times New Roman" w:eastAsia="Times New Roman" w:hAnsi="Arial"/>
           <w:color w:val="262F37"/>
           <w:sz w:val="21"/>
           <w:szCs w:val="21"/>
@@ -280,7 +280,7 @@
       </w:r>
       <w:r>
         <w:rPr>
-          <w:rFonts w:ascii="Times New Roman" w:cs="Times New Roman" w:eastAsia="Times New Roman" w:hAnsi="Times New Roman"/>
+          <w:rFonts w:ascii="Arial" w:cs="Times New Roman" w:eastAsia="Times New Roman" w:hAnsi="Arial"/>
           <w:b/>
           <w:bCs/>
           <w:i w:val="false"/>
@@ -298,7 +298,7 @@
       </w:pPr>
       <w:r>
         <w:rPr>
-          <w:rFonts w:ascii="Times New Roman" w:cs="Times New Roman" w:eastAsia="Times New Roman" w:hAnsi="Times New Roman"/>
+          <w:rFonts w:ascii="Arial" w:cs="Times New Roman" w:eastAsia="Times New Roman" w:hAnsi="Arial"/>
           <w:color w:val="262F37"/>
           <w:sz w:val="21"/>
           <w:szCs w:val="19"/>
@@ -312,7 +312,7 @@
       </w:pPr>
       <w:r>
         <w:rPr>
-          <w:rFonts w:ascii="Times New Roman" w:cs="Times New Roman" w:eastAsia="Times New Roman" w:hAnsi="Times New Roman"/>
+          <w:rFonts w:ascii="Arial" w:cs="Times New Roman" w:eastAsia="Times New Roman" w:hAnsi="Arial"/>
           <w:color w:val="262F37"/>
           <w:sz w:val="21"/>
           <w:szCs w:val="21"/>
@@ -321,7 +321,7 @@
       </w:r>
       <w:r>
         <w:rPr>
-          <w:rFonts w:ascii="Times New Roman" w:cs="Times New Roman" w:eastAsia="Times New Roman" w:hAnsi="Times New Roman"/>
+          <w:rFonts w:ascii="Arial" w:cs="Times New Roman" w:eastAsia="Times New Roman" w:hAnsi="Arial"/>
           <w:b/>
           <w:bCs/>
           <w:i w:val="false"/>
@@ -334,7 +334,7 @@
       </w:r>
       <w:r>
         <w:rPr>
-          <w:rFonts w:ascii="Times New Roman" w:cs="Times New Roman" w:eastAsia="Times New Roman" w:hAnsi="Times New Roman"/>
+          <w:rFonts w:ascii="Arial" w:cs="Times New Roman" w:eastAsia="Times New Roman" w:hAnsi="Arial"/>
           <w:color w:val="262F37"/>
           <w:sz w:val="21"/>
           <w:szCs w:val="21"/>
@@ -343,7 +343,7 @@
       </w:r>
       <w:r>
         <w:rPr>
-          <w:rFonts w:ascii="Times New Roman" w:cs="Times New Roman" w:eastAsia="Times New Roman" w:hAnsi="Times New Roman"/>
+          <w:rFonts w:ascii="Arial" w:cs="Times New Roman" w:eastAsia="Times New Roman" w:hAnsi="Arial"/>
           <w:b/>
           <w:bCs/>
           <w:i w:val="false"/>
@@ -361,7 +361,7 @@
       </w:pPr>
       <w:r>
         <w:rPr>
-          <w:rFonts w:ascii="Times New Roman" w:cs="Times New Roman" w:eastAsia="Times New Roman" w:hAnsi="Times New Roman"/>
+          <w:rFonts w:ascii="Arial" w:cs="Times New Roman" w:eastAsia="Times New Roman" w:hAnsi="Arial"/>
           <w:color w:val="262F37"/>
           <w:sz w:val="21"/>
           <w:szCs w:val="19"/>
@@ -420,7 +420,7 @@
             </w:pPr>
             <w:r>
               <w:rPr>
-                <w:rFonts w:ascii="Times New Roman" w:cs="Times New Roman" w:eastAsia="Times New Roman" w:hAnsi="Times New Roman"/>
+                <w:rFonts w:ascii="Arial" w:cs="Times New Roman" w:eastAsia="Times New Roman" w:hAnsi="Arial"/>
                 <w:b/>
                 <w:bCs/>
                 <w:color w:val="262F37"/>
@@ -456,7 +456,7 @@
             </w:pPr>
             <w:r>
               <w:rPr>
-                <w:rFonts w:ascii="Times New Roman" w:cs="Times New Roman" w:eastAsia="Times New Roman" w:hAnsi="Times New Roman"/>
+                <w:rFonts w:ascii="Arial" w:cs="Times New Roman" w:eastAsia="Times New Roman" w:hAnsi="Arial"/>
                 <w:b/>
                 <w:bCs/>
                 <w:color w:val="262F37"/>
@@ -492,7 +492,7 @@
             </w:pPr>
             <w:r>
               <w:rPr>
-                <w:rFonts w:ascii="Times New Roman" w:cs="Times New Roman" w:eastAsia="Times New Roman" w:hAnsi="Times New Roman"/>
+                <w:rFonts w:ascii="Arial" w:cs="Times New Roman" w:eastAsia="Times New Roman" w:hAnsi="Arial"/>
                 <w:b/>
                 <w:bCs/>
                 <w:color w:val="262F37"/>
@@ -528,7 +528,7 @@
             </w:pPr>
             <w:r>
               <w:rPr>
-                <w:rFonts w:ascii="Times New Roman" w:cs="Times New Roman" w:eastAsia="Times New Roman" w:hAnsi="Times New Roman"/>
+                <w:rFonts w:ascii="Arial" w:cs="Times New Roman" w:eastAsia="Times New Roman" w:hAnsi="Arial"/>
                 <w:b/>
                 <w:bCs/>
                 <w:color w:val="262F37"/>
@@ -564,7 +564,7 @@
             </w:pPr>
             <w:r>
               <w:rPr>
-                <w:rFonts w:ascii="Times New Roman" w:cs="Times New Roman" w:eastAsia="Times New Roman" w:hAnsi="Times New Roman"/>
+                <w:rFonts w:ascii="Arial" w:cs="Times New Roman" w:eastAsia="Times New Roman" w:hAnsi="Arial"/>
                 <w:b/>
                 <w:bCs/>
                 <w:color w:val="262F37"/>
@@ -600,7 +600,7 @@
             </w:pPr>
             <w:r>
               <w:rPr>
-                <w:rFonts w:ascii="Times New Roman" w:cs="Times New Roman" w:eastAsia="Times New Roman" w:hAnsi="Times New Roman"/>
+                <w:rFonts w:ascii="Arial" w:cs="Times New Roman" w:eastAsia="Times New Roman" w:hAnsi="Arial"/>
                 <w:b/>
                 <w:bCs/>
                 <w:color w:val="262F37"/>
@@ -641,7 +641,7 @@
             </w:pPr>
             <w:r>
               <w:rPr>
-                <w:rFonts w:ascii="Times New Roman" w:cs="Times New Roman" w:eastAsia="Times New Roman" w:hAnsi="Times New Roman"/>
+                <w:rFonts w:ascii="Arial" w:cs="Times New Roman" w:eastAsia="Times New Roman" w:hAnsi="Arial"/>
                 <w:b w:val="false"/>
                 <w:bCs w:val="false"/>
                 <w:color w:val="262F37"/>
@@ -802,7 +802,7 @@
             </w:pPr>
             <w:r>
               <w:rPr>
-                <w:rFonts w:ascii="Times New Roman" w:cs="Times New Roman" w:eastAsia="Times New Roman" w:hAnsi="Times New Roman"/>
+                <w:rFonts w:ascii="Arial" w:cs="Times New Roman" w:eastAsia="Times New Roman" w:hAnsi="Arial"/>
                 <w:b w:val="false"/>
                 <w:bCs w:val="false"/>
                 <w:color w:val="262F37"/>
@@ -963,7 +963,7 @@
             </w:pPr>
             <w:r>
               <w:rPr>
-                <w:rFonts w:ascii="Times New Roman" w:cs="Times New Roman" w:eastAsia="Times New Roman" w:hAnsi="Times New Roman"/>
+                <w:rFonts w:ascii="Arial" w:cs="Times New Roman" w:eastAsia="Times New Roman" w:hAnsi="Arial"/>
                 <w:b w:val="false"/>
                 <w:bCs w:val="false"/>
                 <w:color w:val="262F37"/>
@@ -1124,7 +1124,7 @@
             </w:pPr>
             <w:r>
               <w:rPr>
-                <w:rFonts w:ascii="Times New Roman" w:cs="Times New Roman" w:eastAsia="Times New Roman" w:hAnsi="Times New Roman"/>
+                <w:rFonts w:ascii="Arial" w:cs="Times New Roman" w:eastAsia="Times New Roman" w:hAnsi="Arial"/>
                 <w:b w:val="false"/>
                 <w:bCs w:val="false"/>
                 <w:color w:val="262F37"/>
@@ -1285,7 +1285,7 @@
             </w:pPr>
             <w:r>
               <w:rPr>
-                <w:rFonts w:ascii="Times New Roman" w:cs="Times New Roman" w:eastAsia="Times New Roman" w:hAnsi="Times New Roman"/>
+                <w:rFonts w:ascii="Arial" w:cs="Times New Roman" w:eastAsia="Times New Roman" w:hAnsi="Arial"/>
                 <w:b w:val="false"/>
                 <w:bCs w:val="false"/>
                 <w:color w:val="262F37"/>
@@ -1424,7 +1424,7 @@
       </w:pPr>
       <w:r>
         <w:rPr>
-          <w:rFonts w:ascii="Times New Roman" w:cs="Times New Roman" w:eastAsia="Times New Roman" w:hAnsi="Times New Roman"/>
+          <w:rFonts w:ascii="Arial" w:cs="Times New Roman" w:eastAsia="Times New Roman" w:hAnsi="Arial"/>
           <w:color w:val="262F37"/>
           <w:sz w:val="21"/>
           <w:szCs w:val="21"/>
@@ -1433,7 +1433,7 @@
       </w:r>
       <w:r>
         <w:rPr>
-          <w:rFonts w:ascii="Times New Roman" w:cs="Times New Roman" w:eastAsia="Times New Roman" w:hAnsi="Times New Roman"/>
+          <w:rFonts w:ascii="Arial" w:cs="Times New Roman" w:eastAsia="Times New Roman" w:hAnsi="Arial"/>
           <w:b/>
           <w:bCs/>
           <w:i w:val="false"/>
@@ -1446,7 +1446,7 @@
       </w:r>
       <w:r>
         <w:rPr>
-          <w:rFonts w:ascii="Times New Roman" w:cs="Times New Roman" w:eastAsia="Times New Roman" w:hAnsi="Times New Roman"/>
+          <w:rFonts w:ascii="Arial" w:cs="Times New Roman" w:eastAsia="Times New Roman" w:hAnsi="Arial"/>
           <w:color w:val="262F37"/>
           <w:sz w:val="21"/>
           <w:szCs w:val="21"/>
@@ -1460,7 +1460,7 @@
       </w:pPr>
       <w:r>
         <w:rPr>
-          <w:rFonts w:ascii="Times New Roman" w:cs="Times New Roman" w:eastAsia="Times New Roman" w:hAnsi="Times New Roman"/>
+          <w:rFonts w:ascii="Arial" w:cs="Times New Roman" w:eastAsia="Times New Roman" w:hAnsi="Arial"/>
           <w:color w:val="262F37"/>
           <w:sz w:val="21"/>
           <w:szCs w:val="21"/>
@@ -1469,7 +1469,7 @@
       </w:r>
       <w:r>
         <w:rPr>
-          <w:rFonts w:ascii="Times New Roman" w:cs="Times New Roman" w:eastAsia="Times New Roman" w:hAnsi="Times New Roman"/>
+          <w:rFonts w:ascii="Arial" w:cs="Times New Roman" w:eastAsia="Times New Roman" w:hAnsi="Arial"/>
           <w:b/>
           <w:bCs/>
           <w:i w:val="false"/>
@@ -1482,7 +1482,7 @@
       </w:r>
       <w:r>
         <w:rPr>
-          <w:rFonts w:ascii="Times New Roman" w:cs="Times New Roman" w:eastAsia="Times New Roman" w:hAnsi="Times New Roman"/>
+          <w:rFonts w:ascii="Arial" w:cs="Times New Roman" w:eastAsia="Times New Roman" w:hAnsi="Arial"/>
           <w:color w:val="262F37"/>
           <w:sz w:val="21"/>
           <w:szCs w:val="21"/>
@@ -1491,7 +1491,7 @@
       </w:r>
       <w:r>
         <w:rPr>
-          <w:rFonts w:ascii="Times New Roman" w:cs="Times New Roman" w:eastAsia="Times New Roman" w:hAnsi="Times New Roman"/>
+          <w:rFonts w:ascii="Arial" w:cs="Times New Roman" w:eastAsia="Times New Roman" w:hAnsi="Arial"/>
           <w:b/>
           <w:bCs/>
           <w:i w:val="false"/>
@@ -1504,7 +1504,7 @@
       </w:r>
       <w:r>
         <w:rPr>
-          <w:rFonts w:ascii="Times New Roman" w:cs="Times New Roman" w:eastAsia="Times New Roman" w:hAnsi="Times New Roman"/>
+          <w:rFonts w:ascii="Arial" w:cs="Times New Roman" w:eastAsia="Times New Roman" w:hAnsi="Arial"/>
           <w:color w:val="262F37"/>
           <w:sz w:val="21"/>
           <w:szCs w:val="21"/>
@@ -1518,7 +1518,7 @@
       </w:pPr>
       <w:r>
         <w:rPr>
-          <w:rFonts w:ascii="Times New Roman" w:cs="Times New Roman" w:eastAsia="Times New Roman" w:hAnsi="Times New Roman"/>
+          <w:rFonts w:ascii="Arial" w:cs="Times New Roman" w:eastAsia="Times New Roman" w:hAnsi="Arial"/>
           <w:b/>
           <w:bCs/>
           <w:color w:val="262F37"/>
@@ -1529,7 +1529,7 @@
       </w:r>
       <w:r>
         <w:rPr>
-          <w:rFonts w:ascii="Times New Roman" w:cs="Times New Roman" w:eastAsia="Times New Roman" w:hAnsi="Times New Roman"/>
+          <w:rFonts w:ascii="Arial" w:cs="Times New Roman" w:eastAsia="Times New Roman" w:hAnsi="Arial"/>
           <w:b/>
           <w:bCs/>
           <w:i w:val="false"/>
@@ -1542,7 +1542,7 @@
       </w:r>
       <w:r>
         <w:rPr>
-          <w:rFonts w:ascii="Times New Roman" w:cs="Times New Roman" w:eastAsia="Times New Roman" w:hAnsi="Times New Roman"/>
+          <w:rFonts w:ascii="Arial" w:cs="Times New Roman" w:eastAsia="Times New Roman" w:hAnsi="Arial"/>
           <w:b/>
           <w:bCs/>
           <w:color w:val="262F37"/>
@@ -1559,7 +1559,7 @@
       </w:pPr>
       <w:r>
         <w:rPr>
-          <w:rFonts w:ascii="Times New Roman" w:cs="Times New Roman" w:eastAsia="Times New Roman" w:hAnsi="Times New Roman"/>
+          <w:rFonts w:ascii="Arial" w:cs="Times New Roman" w:eastAsia="Times New Roman" w:hAnsi="Arial"/>
           <w:b/>
           <w:bCs/>
           <w:color w:val="262F37"/>
@@ -1575,7 +1575,7 @@
       </w:pPr>
       <w:r>
         <w:rPr>
-          <w:rFonts w:ascii="Times New Roman" w:cs="Times New Roman" w:eastAsia="Times New Roman" w:hAnsi="Times New Roman"/>
+          <w:rFonts w:ascii="Arial" w:cs="Times New Roman" w:eastAsia="Times New Roman" w:hAnsi="Arial"/>
           <w:color w:val="262F37"/>
           <w:sz w:val="21"/>
           <w:szCs w:val="21"/>
@@ -1589,7 +1589,7 @@
       </w:pPr>
       <w:r>
         <w:rPr>
-          <w:rFonts w:ascii="Times New Roman" w:cs="Times New Roman" w:eastAsia="Times New Roman" w:hAnsi="Times New Roman"/>
+          <w:rFonts w:ascii="Arial" w:cs="Times New Roman" w:eastAsia="Times New Roman" w:hAnsi="Arial"/>
           <w:color w:val="262F37"/>
           <w:sz w:val="21"/>
           <w:szCs w:val="21"/>
@@ -1603,7 +1603,7 @@
       </w:pPr>
       <w:r>
         <w:rPr>
-          <w:rFonts w:ascii="Times New Roman" w:cs="Times New Roman" w:eastAsia="Times New Roman" w:hAnsi="Times New Roman"/>
+          <w:rFonts w:ascii="Arial" w:cs="Times New Roman" w:eastAsia="Times New Roman" w:hAnsi="Arial"/>
           <w:color w:val="262F37"/>
           <w:sz w:val="21"/>
           <w:szCs w:val="21"/>
@@ -1612,7 +1612,7 @@
       </w:r>
       <w:r>
         <w:rPr>
-          <w:rFonts w:ascii="Times New Roman" w:cs="Times New Roman" w:eastAsia="Times New Roman" w:hAnsi="Times New Roman"/>
+          <w:rFonts w:ascii="Arial" w:cs="Times New Roman" w:eastAsia="Times New Roman" w:hAnsi="Arial"/>
           <w:b/>
           <w:bCs/>
           <w:i w:val="false"/>
@@ -1625,7 +1625,7 @@
       </w:r>
       <w:r>
         <w:rPr>
-          <w:rFonts w:ascii="Times New Roman" w:cs="Times New Roman" w:eastAsia="Times New Roman" w:hAnsi="Times New Roman"/>
+          <w:rFonts w:ascii="Arial" w:cs="Times New Roman" w:eastAsia="Times New Roman" w:hAnsi="Arial"/>
           <w:color w:val="262F37"/>
           <w:sz w:val="21"/>
           <w:szCs w:val="21"/>
@@ -1634,7 +1634,7 @@
       </w:r>
       <w:r>
         <w:rPr>
-          <w:rFonts w:ascii="Times New Roman" w:cs="Times New Roman" w:eastAsia="Times New Roman" w:hAnsi="Times New Roman"/>
+          <w:rFonts w:ascii="Arial" w:cs="Times New Roman" w:eastAsia="Times New Roman" w:hAnsi="Arial"/>
           <w:b/>
           <w:bCs/>
           <w:i w:val="false"/>
@@ -1647,7 +1647,7 @@
       </w:r>
       <w:r>
         <w:rPr>
-          <w:rFonts w:ascii="Times New Roman" w:cs="Times New Roman" w:eastAsia="Times New Roman" w:hAnsi="Times New Roman"/>
+          <w:rFonts w:ascii="Arial" w:cs="Times New Roman" w:eastAsia="Times New Roman" w:hAnsi="Arial"/>
           <w:color w:val="262F37"/>
           <w:sz w:val="21"/>
           <w:szCs w:val="21"/>
@@ -1656,7 +1656,7 @@
       </w:r>
       <w:r>
         <w:rPr>
-          <w:rFonts w:ascii="Times New Roman" w:cs="Times New Roman" w:eastAsia="Times New Roman" w:hAnsi="Times New Roman"/>
+          <w:rFonts w:ascii="Arial" w:cs="Times New Roman" w:eastAsia="Times New Roman" w:hAnsi="Arial"/>
           <w:b/>
           <w:bCs/>
           <w:i w:val="false"/>
@@ -1669,7 +1669,7 @@
       </w:r>
       <w:r>
         <w:rPr>
-          <w:rFonts w:ascii="Times New Roman" w:cs="Times New Roman" w:eastAsia="Times New Roman" w:hAnsi="Times New Roman"/>
+          <w:rFonts w:ascii="Arial" w:cs="Times New Roman" w:eastAsia="Times New Roman" w:hAnsi="Arial"/>
           <w:color w:val="262F37"/>
           <w:sz w:val="21"/>
           <w:szCs w:val="21"/>
@@ -1683,7 +1683,7 @@
       </w:pPr>
       <w:r>
         <w:rPr>
-          <w:rFonts w:ascii="Times New Roman" w:cs="Times New Roman" w:eastAsia="Times New Roman" w:hAnsi="Times New Roman"/>
+          <w:rFonts w:ascii="Arial" w:cs="Times New Roman" w:eastAsia="Times New Roman" w:hAnsi="Arial"/>
           <w:color w:val="262F37"/>
           <w:sz w:val="21"/>
           <w:szCs w:val="21"/>
@@ -1692,7 +1692,7 @@
       </w:r>
       <w:r>
         <w:rPr>
-          <w:rFonts w:ascii="Times New Roman" w:cs="Times New Roman" w:eastAsia="Times New Roman" w:hAnsi="Times New Roman"/>
+          <w:rFonts w:ascii="Arial" w:cs="Times New Roman" w:eastAsia="Times New Roman" w:hAnsi="Arial"/>
           <w:b/>
           <w:bCs/>
           <w:i w:val="false"/>
@@ -1705,7 +1705,7 @@
       </w:r>
       <w:r>
         <w:rPr>
-          <w:rFonts w:ascii="Times New Roman" w:cs="Times New Roman" w:eastAsia="Times New Roman" w:hAnsi="Times New Roman"/>
+          <w:rFonts w:ascii="Arial" w:cs="Times New Roman" w:eastAsia="Times New Roman" w:hAnsi="Arial"/>
           <w:color w:val="262F37"/>
           <w:sz w:val="21"/>
           <w:szCs w:val="21"/>
@@ -1719,12 +1719,12 @@
       </w:pPr>
       <w:r>
         <w:rPr>
-          <w:rFonts w:ascii="Times New Roman" w:cs="Times New Roman" w:eastAsia="Times New Roman" w:hAnsi="Times New Roman"/>
+          <w:rFonts w:ascii="Arial" w:cs="Times New Roman" w:eastAsia="Times New Roman" w:hAnsi="Arial"/>
           <w:color w:val="262F37"/>
           <w:sz w:val="21"/>
           <w:szCs w:val="19"/>
         </w:rPr>
-        <w:t xml:space="preserve">Объёмы сверьте с журналом 06-zhurnal-obemov.xlsx. Отдельные замечания и спорные объёмы перенесите в 07-reestr-zamechaniy.xlsx.</w:t>
+        <w:t xml:space="preserve">Объёмы сверьте с журналом 06A-rabochiy-reestr-obemov.xlsx. Отдельные замечания и спорные объёмы перенесите в 07-reestr-zamechaniy.xlsx.</w:t>
       </w:r>
     </w:p>
     <w:p>
@@ -1734,7 +1734,7 @@
       </w:pPr>
       <w:r>
         <w:rPr>
-          <w:rFonts w:ascii="Times New Roman" w:cs="Times New Roman" w:eastAsia="Times New Roman" w:hAnsi="Times New Roman"/>
+          <w:rFonts w:ascii="Arial" w:cs="Times New Roman" w:eastAsia="Times New Roman" w:hAnsi="Arial"/>
           <w:b/>
           <w:bCs/>
           <w:color w:val="8E6F32"/>
@@ -1791,7 +1791,7 @@
             </w:pPr>
             <w:r>
               <w:rPr>
-                <w:rFonts w:ascii="Times New Roman" w:cs="Times New Roman" w:eastAsia="Times New Roman" w:hAnsi="Times New Roman"/>
+                <w:rFonts w:ascii="Arial" w:cs="Times New Roman" w:eastAsia="Times New Roman" w:hAnsi="Arial"/>
                 <w:b/>
                 <w:bCs/>
                 <w:color w:val="262F37"/>
@@ -1827,7 +1827,7 @@
             </w:pPr>
             <w:r>
               <w:rPr>
-                <w:rFonts w:ascii="Times New Roman" w:cs="Times New Roman" w:eastAsia="Times New Roman" w:hAnsi="Times New Roman"/>
+                <w:rFonts w:ascii="Arial" w:cs="Times New Roman" w:eastAsia="Times New Roman" w:hAnsi="Arial"/>
                 <w:b/>
                 <w:bCs/>
                 <w:color w:val="262F37"/>
@@ -1869,7 +1869,7 @@
             </w:pPr>
             <w:r>
               <w:rPr>
-                <w:rFonts w:ascii="Times New Roman" w:cs="Times New Roman" w:eastAsia="Times New Roman" w:hAnsi="Times New Roman"/>
+                <w:rFonts w:ascii="Arial" w:cs="Times New Roman" w:eastAsia="Times New Roman" w:hAnsi="Arial"/>
                 <w:b w:val="false"/>
                 <w:bCs w:val="false"/>
                 <w:color w:val="262F37"/>
@@ -1880,7 +1880,7 @@
             </w:r>
             <w:r>
               <w:rPr>
-                <w:rFonts w:ascii="Times New Roman" w:cs="Times New Roman" w:eastAsia="Times New Roman" w:hAnsi="Times New Roman"/>
+                <w:rFonts w:ascii="Arial" w:cs="Times New Roman" w:eastAsia="Times New Roman" w:hAnsi="Arial"/>
                 <w:b/>
                 <w:bCs/>
                 <w:i w:val="false"/>
@@ -1917,7 +1917,7 @@
             </w:pPr>
             <w:r>
               <w:rPr>
-                <w:rFonts w:ascii="Times New Roman" w:cs="Times New Roman" w:eastAsia="Times New Roman" w:hAnsi="Times New Roman"/>
+                <w:rFonts w:ascii="Arial" w:cs="Times New Roman" w:eastAsia="Times New Roman" w:hAnsi="Arial"/>
                 <w:b w:val="false"/>
                 <w:bCs w:val="false"/>
                 <w:color w:val="262F37"/>
@@ -1928,7 +1928,7 @@
             </w:r>
             <w:r>
               <w:rPr>
-                <w:rFonts w:ascii="Times New Roman" w:cs="Times New Roman" w:eastAsia="Times New Roman" w:hAnsi="Times New Roman"/>
+                <w:rFonts w:ascii="Arial" w:cs="Times New Roman" w:eastAsia="Times New Roman" w:hAnsi="Arial"/>
                 <w:b/>
                 <w:bCs/>
                 <w:i w:val="false"/>
@@ -1972,7 +1972,7 @@
             </w:pPr>
             <w:r>
               <w:rPr>
-                <w:rFonts w:ascii="Times New Roman" w:cs="Times New Roman" w:eastAsia="Times New Roman" w:hAnsi="Times New Roman"/>
+                <w:rFonts w:ascii="Arial" w:cs="Times New Roman" w:eastAsia="Times New Roman" w:hAnsi="Arial"/>
                 <w:b w:val="false"/>
                 <w:bCs w:val="false"/>
                 <w:color w:val="262F37"/>
@@ -1983,7 +1983,7 @@
             </w:r>
             <w:r>
               <w:rPr>
-                <w:rFonts w:ascii="Times New Roman" w:cs="Times New Roman" w:eastAsia="Times New Roman" w:hAnsi="Times New Roman"/>
+                <w:rFonts w:ascii="Arial" w:cs="Times New Roman" w:eastAsia="Times New Roman" w:hAnsi="Arial"/>
                 <w:b/>
                 <w:bCs/>
                 <w:i w:val="false"/>
@@ -2020,7 +2020,7 @@
             </w:pPr>
             <w:r>
               <w:rPr>
-                <w:rFonts w:ascii="Times New Roman" w:cs="Times New Roman" w:eastAsia="Times New Roman" w:hAnsi="Times New Roman"/>
+                <w:rFonts w:ascii="Arial" w:cs="Times New Roman" w:eastAsia="Times New Roman" w:hAnsi="Arial"/>
                 <w:b w:val="false"/>
                 <w:bCs w:val="false"/>
                 <w:color w:val="262F37"/>
@@ -2031,7 +2031,7 @@
             </w:r>
             <w:r>
               <w:rPr>
-                <w:rFonts w:ascii="Times New Roman" w:cs="Times New Roman" w:eastAsia="Times New Roman" w:hAnsi="Times New Roman"/>
+                <w:rFonts w:ascii="Arial" w:cs="Times New Roman" w:eastAsia="Times New Roman" w:hAnsi="Arial"/>
                 <w:b/>
                 <w:bCs/>
                 <w:i w:val="false"/>
@@ -2075,7 +2075,7 @@
             </w:pPr>
             <w:r>
               <w:rPr>
-                <w:rFonts w:ascii="Times New Roman" w:cs="Times New Roman" w:eastAsia="Times New Roman" w:hAnsi="Times New Roman"/>
+                <w:rFonts w:ascii="Arial" w:cs="Times New Roman" w:eastAsia="Times New Roman" w:hAnsi="Arial"/>
                 <w:b w:val="false"/>
                 <w:bCs w:val="false"/>
                 <w:color w:val="262F37"/>
@@ -2110,7 +2110,7 @@
             </w:pPr>
             <w:r>
               <w:rPr>
-                <w:rFonts w:ascii="Times New Roman" w:cs="Times New Roman" w:eastAsia="Times New Roman" w:hAnsi="Times New Roman"/>
+                <w:rFonts w:ascii="Arial" w:cs="Times New Roman" w:eastAsia="Times New Roman" w:hAnsi="Arial"/>
                 <w:b w:val="false"/>
                 <w:bCs w:val="false"/>
                 <w:color w:val="262F37"/>
@@ -2152,7 +2152,7 @@
             </w:pPr>
             <w:r>
               <w:rPr>
-                <w:rFonts w:ascii="Times New Roman" w:cs="Times New Roman" w:eastAsia="Times New Roman" w:hAnsi="Times New Roman"/>
+                <w:rFonts w:ascii="Arial" w:cs="Times New Roman" w:eastAsia="Times New Roman" w:hAnsi="Arial"/>
                 <w:b w:val="false"/>
                 <w:bCs w:val="false"/>
                 <w:color w:val="262F37"/>
@@ -2163,7 +2163,7 @@
             </w:r>
             <w:r>
               <w:rPr>
-                <w:rFonts w:ascii="Times New Roman" w:cs="Times New Roman" w:eastAsia="Times New Roman" w:hAnsi="Times New Roman"/>
+                <w:rFonts w:ascii="Arial" w:cs="Times New Roman" w:eastAsia="Times New Roman" w:hAnsi="Arial"/>
                 <w:b/>
                 <w:bCs/>
                 <w:i w:val="false"/>
@@ -2200,7 +2200,7 @@
             </w:pPr>
             <w:r>
               <w:rPr>
-                <w:rFonts w:ascii="Times New Roman" w:cs="Times New Roman" w:eastAsia="Times New Roman" w:hAnsi="Times New Roman"/>
+                <w:rFonts w:ascii="Arial" w:cs="Times New Roman" w:eastAsia="Times New Roman" w:hAnsi="Arial"/>
                 <w:b w:val="false"/>
                 <w:bCs w:val="false"/>
                 <w:color w:val="262F37"/>
@@ -2211,7 +2211,7 @@
             </w:r>
             <w:r>
               <w:rPr>
-                <w:rFonts w:ascii="Times New Roman" w:cs="Times New Roman" w:eastAsia="Times New Roman" w:hAnsi="Times New Roman"/>
+                <w:rFonts w:ascii="Arial" w:cs="Times New Roman" w:eastAsia="Times New Roman" w:hAnsi="Arial"/>
                 <w:b/>
                 <w:bCs/>
                 <w:i w:val="false"/>
@@ -2255,7 +2255,7 @@
             </w:pPr>
             <w:r>
               <w:rPr>
-                <w:rFonts w:ascii="Times New Roman" w:cs="Times New Roman" w:eastAsia="Times New Roman" w:hAnsi="Times New Roman"/>
+                <w:rFonts w:ascii="Arial" w:cs="Times New Roman" w:eastAsia="Times New Roman" w:hAnsi="Arial"/>
                 <w:b w:val="false"/>
                 <w:bCs w:val="false"/>
                 <w:color w:val="262F37"/>
@@ -2266,7 +2266,7 @@
             </w:r>
             <w:r>
               <w:rPr>
-                <w:rFonts w:ascii="Times New Roman" w:cs="Times New Roman" w:eastAsia="Times New Roman" w:hAnsi="Times New Roman"/>
+                <w:rFonts w:ascii="Arial" w:cs="Times New Roman" w:eastAsia="Times New Roman" w:hAnsi="Arial"/>
                 <w:b/>
                 <w:bCs/>
                 <w:i w:val="false"/>
@@ -2303,7 +2303,7 @@
             </w:pPr>
             <w:r>
               <w:rPr>
-                <w:rFonts w:ascii="Times New Roman" w:cs="Times New Roman" w:eastAsia="Times New Roman" w:hAnsi="Times New Roman"/>
+                <w:rFonts w:ascii="Arial" w:cs="Times New Roman" w:eastAsia="Times New Roman" w:hAnsi="Arial"/>
                 <w:b w:val="false"/>
                 <w:bCs w:val="false"/>
                 <w:color w:val="262F37"/>
@@ -2314,7 +2314,7 @@
             </w:r>
             <w:r>
               <w:rPr>
-                <w:rFonts w:ascii="Times New Roman" w:cs="Times New Roman" w:eastAsia="Times New Roman" w:hAnsi="Times New Roman"/>
+                <w:rFonts w:ascii="Arial" w:cs="Times New Roman" w:eastAsia="Times New Roman" w:hAnsi="Arial"/>
                 <w:b/>
                 <w:bCs/>
                 <w:i w:val="false"/>
@@ -2330,6 +2330,8 @@
       </w:tr>
     </w:tbl>
     <w:sectPr>
+      <w:headerReference w:type="default" r:id="rId8"/>
+      <w:footerReference w:type="default" r:id="rId9"/>
       <w:pgSz w:w="11906" w:h="16838" w:orient="portrait"/>
       <w:pgMar w:top="964" w:right="1020" w:bottom="964" w:left="1020" w:header="708" w:footer="708" w:gutter="0"/>
       <w:pgNumType/>
@@ -2380,6 +2382,16 @@
 </w:endnotes>
 </file>
 
+<file path=word/footer1.xml><?xml version="1.0" encoding="utf-8"?>
+<w:ftr xmlns:m="http://schemas.openxmlformats.org/officeDocument/2006/math" xmlns:mc="http://schemas.openxmlformats.org/markup-compatibility/2006" xmlns:mo="http://schemas.microsoft.com/office/mac/office/2008/main" xmlns:mv="urn:schemas-microsoft-com:mac:vml" xmlns:o="urn:schemas-microsoft-com:office:office" xmlns:r="http://schemas.openxmlformats.org/officeDocument/2006/relationships" xmlns:v="urn:schemas-microsoft-com:vml" xmlns:w10="urn:schemas-microsoft-com:office:word" xmlns:w14="http://schemas.microsoft.com/office/word/2010/wordml" xmlns:w="http://schemas.openxmlformats.org/wordprocessingml/2006/main" xmlns:wne="http://schemas.microsoft.com/office/word/2006/wordml" xmlns:wp14="http://schemas.microsoft.com/office/word/2010/wordprocessingDrawing" xmlns:wp="http://schemas.openxmlformats.org/drawingml/2006/wordprocessingDrawing" xmlns:wpc="http://schemas.microsoft.com/office/word/2010/wordprocessingCanvas" xmlns:wpg="http://schemas.microsoft.com/office/word/2010/wordprocessingGroup" xmlns:wpi="http://schemas.microsoft.com/office/word/2010/wordprocessingInk" xmlns:wps="http://schemas.microsoft.com/office/word/2010/wordprocessingShape" mc:Ignorable="w14 wp14">
+  <w:p>
+    <w:pPr>
+      <w:pStyle w:val="Footer"/>
+    </w:pPr>
+  </w:p>
+</w:ftr>
+</file>
+
 <file path=word/footnotes.xml><?xml version="1.0" encoding="utf-8"?>
 <w:footnotes xmlns:wpc="http://schemas.microsoft.com/office/word/2010/wordprocessingCanvas" xmlns:mc="http://schemas.openxmlformats.org/markup-compatibility/2006" xmlns:o="urn:schemas-microsoft-com:office:office" xmlns:r="http://schemas.openxmlformats.org/officeDocument/2006/relationships" xmlns:m="http://schemas.openxmlformats.org/officeDocument/2006/math" xmlns:v="urn:schemas-microsoft-com:vml" xmlns:wp14="http://schemas.microsoft.com/office/word/2010/wordprocessingDrawing" xmlns:wp="http://schemas.openxmlformats.org/drawingml/2006/wordprocessingDrawing" xmlns:w10="urn:schemas-microsoft-com:office:word" xmlns:w="http://schemas.openxmlformats.org/wordprocessingml/2006/main" xmlns:w14="http://schemas.microsoft.com/office/word/2010/wordml" xmlns:w15="http://schemas.microsoft.com/office/word/2012/wordml" xmlns:wpg="http://schemas.microsoft.com/office/word/2010/wordprocessingGroup" xmlns:wpi="http://schemas.microsoft.com/office/word/2010/wordprocessingInk" xmlns:wne="http://schemas.microsoft.com/office/word/2006/wordml" xmlns:wps="http://schemas.microsoft.com/office/word/2010/wordprocessingShape" mc:Ignorable="w14 w15 wp14">
   <w:footnote w:type="separator" w:id="-1">
@@ -2415,6 +2427,16 @@
     </w:p>
   </w:footnote>
 </w:footnotes>
+</file>
+
+<file path=word/header1.xml><?xml version="1.0" encoding="utf-8"?>
+<w:hdr xmlns:m="http://schemas.openxmlformats.org/officeDocument/2006/math" xmlns:mc="http://schemas.openxmlformats.org/markup-compatibility/2006" xmlns:mo="http://schemas.microsoft.com/office/mac/office/2008/main" xmlns:mv="urn:schemas-microsoft-com:mac:vml" xmlns:o="urn:schemas-microsoft-com:office:office" xmlns:r="http://schemas.openxmlformats.org/officeDocument/2006/relationships" xmlns:v="urn:schemas-microsoft-com:vml" xmlns:w10="urn:schemas-microsoft-com:office:word" xmlns:w14="http://schemas.microsoft.com/office/word/2010/wordml" xmlns:w="http://schemas.openxmlformats.org/wordprocessingml/2006/main" xmlns:wne="http://schemas.microsoft.com/office/word/2006/wordml" xmlns:wp14="http://schemas.microsoft.com/office/word/2010/wordprocessingDrawing" xmlns:wp="http://schemas.openxmlformats.org/drawingml/2006/wordprocessingDrawing" xmlns:wpc="http://schemas.microsoft.com/office/word/2010/wordprocessingCanvas" xmlns:wpg="http://schemas.microsoft.com/office/word/2010/wordprocessingGroup" xmlns:wpi="http://schemas.microsoft.com/office/word/2010/wordprocessingInk" xmlns:wps="http://schemas.microsoft.com/office/word/2010/wordprocessingShape" mc:Ignorable="w14 wp14">
+  <w:p>
+    <w:pPr>
+      <w:pStyle w:val="Header"/>
+    </w:pPr>
+  </w:p>
+</w:hdr>
 </file>
 
 <file path=word/numbering.xml><?xml version="1.0" encoding="utf-8"?>
@@ -2545,7 +2567,7 @@
       <w:spacing w:after="180"/>
     </w:pPr>
     <w:rPr>
-      <w:rFonts w:ascii="Times New Roman" w:hAnsi="Times New Roman"/>
+      <w:rFonts w:ascii="Arial" w:hAnsi="Arial"/>
       <w:b/>
       <w:color w:val="000000"/>
       <w:sz w:val="34"/>
@@ -2558,6 +2580,7 @@
     <w:next w:val="Normal"/>
     <w:qFormat/>
     <w:rPr>
+      <w:rFonts w:ascii="Arial" w:hAnsi="Arial"/>
       <w:color w:val="34383B"/>
       <w:sz w:val="32"/>
       <w:szCs w:val="32"/>
@@ -2569,6 +2592,7 @@
     <w:next w:val="Normal"/>
     <w:qFormat/>
     <w:rPr>
+      <w:rFonts w:ascii="Arial" w:hAnsi="Arial"/>
       <w:color w:val="34383B"/>
       <w:sz w:val="26"/>
       <w:szCs w:val="26"/>
@@ -2580,6 +2604,7 @@
     <w:next w:val="Normal"/>
     <w:qFormat/>
     <w:rPr>
+      <w:rFonts w:ascii="Arial" w:hAnsi="Arial"/>
       <w:color w:val="34383B"/>
       <w:sz w:val="24"/>
       <w:szCs w:val="24"/>
@@ -2591,6 +2616,7 @@
     <w:next w:val="Normal"/>
     <w:qFormat/>
     <w:rPr>
+      <w:rFonts w:ascii="Arial" w:hAnsi="Arial"/>
       <w:i/>
       <w:iCs/>
       <w:color w:val="34383B"/>
@@ -2602,6 +2628,7 @@
     <w:next w:val="Normal"/>
     <w:qFormat/>
     <w:rPr>
+      <w:rFonts w:ascii="Arial" w:hAnsi="Arial"/>
       <w:color w:val="34383B"/>
     </w:rPr>
   </w:style>
@@ -2611,6 +2638,7 @@
     <w:next w:val="Normal"/>
     <w:qFormat/>
     <w:rPr>
+      <w:rFonts w:ascii="Arial" w:hAnsi="Arial"/>
       <w:color w:val="34383B"/>
     </w:rPr>
   </w:style>
@@ -2620,6 +2648,7 @@
     <w:next w:val="Normal"/>
     <w:qFormat/>
     <w:rPr>
+      <w:rFonts w:ascii="Arial" w:hAnsi="Arial"/>
       <w:b/>
       <w:bCs/>
     </w:rPr>
@@ -2628,6 +2657,9 @@
     <w:name w:val="List Paragraph"/>
     <w:basedOn w:val="Normal"/>
     <w:qFormat/>
+    <w:rPr>
+      <w:rFonts w:ascii="Arial" w:hAnsi="Arial"/>
+    </w:rPr>
   </w:style>
   <w:style w:type="character" w:styleId="Hyperlink">
     <w:name w:val="Hyperlink"/>
@@ -2635,6 +2667,7 @@
     <w:uiPriority w:val="99"/>
     <w:unhideWhenUsed/>
     <w:rPr>
+      <w:rFonts w:ascii="Arial" w:hAnsi="Arial"/>
       <w:color w:val="34383B"/>
       <w:u w:val="single"/>
     </w:rPr>
@@ -2646,6 +2679,7 @@
     <w:semiHidden/>
     <w:unhideWhenUsed/>
     <w:rPr>
+      <w:rFonts w:ascii="Arial" w:hAnsi="Arial"/>
       <w:vertAlign w:val="superscript"/>
     </w:rPr>
   </w:style>
@@ -2660,6 +2694,7 @@
       <w:spacing w:after="0" w:line="240" w:lineRule="auto"/>
     </w:pPr>
     <w:rPr>
+      <w:rFonts w:ascii="Arial" w:hAnsi="Arial"/>
       <w:sz w:val="20"/>
       <w:szCs w:val="20"/>
     </w:rPr>
@@ -2672,6 +2707,7 @@
     <w:semiHidden/>
     <w:unhideWhenUsed/>
     <w:rPr>
+      <w:rFonts w:ascii="Arial" w:hAnsi="Arial"/>
       <w:sz w:val="20"/>
       <w:szCs w:val="20"/>
     </w:rPr>
@@ -2683,6 +2719,7 @@
     <w:semiHidden/>
     <w:unhideWhenUsed/>
     <w:rPr>
+      <w:rFonts w:ascii="Arial" w:hAnsi="Arial"/>
       <w:vertAlign w:val="superscript"/>
     </w:rPr>
   </w:style>
@@ -2697,6 +2734,7 @@
       <w:spacing w:after="0" w:line="240" w:lineRule="auto"/>
     </w:pPr>
     <w:rPr>
+      <w:rFonts w:ascii="Arial" w:hAnsi="Arial"/>
       <w:sz w:val="20"/>
       <w:szCs w:val="20"/>
     </w:rPr>
@@ -2709,6 +2747,7 @@
     <w:semiHidden/>
     <w:unhideWhenUsed/>
     <w:rPr>
+      <w:rFonts w:ascii="Arial" w:hAnsi="Arial"/>
       <w:sz w:val="20"/>
       <w:szCs w:val="20"/>
     </w:rPr>
